--- a/2_Laboratorio/L05_Tema/docs/Plantilla_Reporte.docx
+++ b/2_Laboratorio/L05_Tema/docs/Plantilla_Reporte.docx
@@ -43,8 +43,9 @@
           <w:sz w:val="52"/>
           <w:szCs w:val="52"/>
         </w:rPr>
-        <w:t>4</w:t>
-      </w:r>
+        <w:t>5</w:t>
+      </w:r>
+      <w:proofErr w:type="gramStart"/>
       <w:r>
         <w:rPr>
           <w:rFonts w:ascii="Proxima Nova" w:eastAsia="Proxima Nova" w:hAnsi="Proxima Nova" w:cs="Proxima Nova"/>
@@ -61,43 +62,15 @@
         </w:rPr>
         <w:t xml:space="preserve"> </w:t>
       </w:r>
-    </w:p>
-    <w:p>
-      <w:pPr>
-        <w:jc w:val="center"/>
+      <w:r>
         <w:rPr>
           <w:rFonts w:ascii="Proxima Nova" w:eastAsia="Proxima Nova" w:hAnsi="Proxima Nova" w:cs="Proxima Nova"/>
           <w:sz w:val="52"/>
           <w:szCs w:val="52"/>
-          <w:lang w:val="es-MX"/>
-        </w:rPr>
-      </w:pPr>
-      <w:r>
-        <w:rPr>
-          <w:rFonts w:ascii="Proxima Nova" w:eastAsia="Proxima Nova" w:hAnsi="Proxima Nova" w:cs="Proxima Nova"/>
-          <w:sz w:val="52"/>
-          <w:szCs w:val="52"/>
-        </w:rPr>
-        <w:t xml:space="preserve">Captura de texto y </w:t>
-      </w:r>
-      <w:proofErr w:type="spellStart"/>
-      <w:r>
-        <w:rPr>
-          <w:rFonts w:ascii="Proxima Nova" w:eastAsia="Proxima Nova" w:hAnsi="Proxima Nova" w:cs="Proxima Nova"/>
-          <w:sz w:val="52"/>
-          <w:szCs w:val="52"/>
-        </w:rPr>
-        <w:t>palindromo</w:t>
-      </w:r>
-      <w:proofErr w:type="spellEnd"/>
-      <w:r>
-        <w:rPr>
-          <w:rFonts w:ascii="Proxima Nova" w:eastAsia="Proxima Nova" w:hAnsi="Proxima Nova" w:cs="Proxima Nova"/>
-          <w:sz w:val="52"/>
-          <w:szCs w:val="52"/>
         </w:rPr>
         <w:t>.</w:t>
       </w:r>
+      <w:proofErr w:type="gramEnd"/>
     </w:p>
     <w:p>
       <w:pPr>
@@ -275,23 +248,7 @@
           <w:sz w:val="30"/>
           <w:szCs w:val="30"/>
         </w:rPr>
-        <w:t>07</w:t>
-      </w:r>
-      <w:r>
-        <w:rPr>
-          <w:rFonts w:ascii="Proxima Nova" w:eastAsia="Proxima Nova" w:hAnsi="Proxima Nova" w:cs="Proxima Nova"/>
-          <w:sz w:val="30"/>
-          <w:szCs w:val="30"/>
-        </w:rPr>
-        <w:t>/0</w:t>
-      </w:r>
-      <w:r>
-        <w:rPr>
-          <w:rFonts w:ascii="Proxima Nova" w:eastAsia="Proxima Nova" w:hAnsi="Proxima Nova" w:cs="Proxima Nova"/>
-          <w:sz w:val="30"/>
-          <w:szCs w:val="30"/>
-        </w:rPr>
-        <w:t>3</w:t>
+        <w:t>Marzo</w:t>
       </w:r>
       <w:r>
         <w:rPr>
@@ -827,22 +784,51 @@
     </w:p>
     <w:p>
       <w:pPr>
-        <w:pStyle w:val="Prrafodelista"/>
-        <w:numPr>
-          <w:ilvl w:val="0"/>
-          <w:numId w:val="23"/>
-        </w:numPr>
-      </w:pPr>
-      <w:r>
-        <w:t xml:space="preserve">(10%) Crear una subrutina que captura caracteres, los almacena en memoria y después mostrar la cadena con </w:t>
+        <w:pStyle w:val="Ttulo2"/>
+      </w:pPr>
+      <w:r>
+        <w:t xml:space="preserve">Parte </w:t>
+      </w:r>
+      <w:r>
+        <w:t>I</w:t>
+      </w:r>
+      <w:r>
+        <w:t xml:space="preserve"> (25%)</w:t>
+      </w:r>
+    </w:p>
+    <w:p>
+      <w:r>
+        <w:t>Implementar una subrutina la cual debe buscar, contar y mostrar</w:t>
+      </w:r>
+      <w:r>
+        <w:t xml:space="preserve"> </w:t>
+      </w:r>
+      <w:r>
+        <w:t xml:space="preserve">en que posición de una cadena de texto aparece una letra ingresada por el usuario, recibe en </w:t>
       </w:r>
       <w:proofErr w:type="spellStart"/>
       <w:r>
-        <w:t>puts</w:t>
+        <w:t>edx</w:t>
       </w:r>
       <w:proofErr w:type="spellEnd"/>
       <w:r>
-        <w:t xml:space="preserve">, recibe en </w:t>
+        <w:t xml:space="preserve"> la dirección de la cadena a utilizar, y dentro de la subrutina debe pedir la letra a buscar. </w:t>
+      </w:r>
+    </w:p>
+    <w:p>
+      <w:pPr>
+        <w:pStyle w:val="Ttulo3"/>
+      </w:pPr>
+      <w:r>
+        <w:t>Ejemplo:</w:t>
+      </w:r>
+    </w:p>
+    <w:p>
+      <w:r>
+        <w:t>mv</w:t>
+      </w:r>
+      <w:r>
+        <w:t xml:space="preserve"> </w:t>
       </w:r>
       <w:proofErr w:type="spellStart"/>
       <w:r>
@@ -850,30 +836,85 @@
       </w:r>
       <w:proofErr w:type="spellEnd"/>
       <w:r>
-        <w:t xml:space="preserve"> la</w:t>
-      </w:r>
-      <w:r>
-        <w:t xml:space="preserve"> </w:t>
-      </w:r>
-      <w:r>
-        <w:t xml:space="preserve">dirección de la cadena a utilizar, debe retornar la longitud de la cadena. </w:t>
-      </w:r>
-    </w:p>
-    <w:bookmarkStart w:id="2" w:name="_MON_1834452773"/>
+        <w:t xml:space="preserve">, </w:t>
+      </w:r>
+      <w:proofErr w:type="gramStart"/>
+      <w:r>
+        <w:t>cadena ;la</w:t>
+      </w:r>
+      <w:proofErr w:type="gramEnd"/>
+      <w:r>
+        <w:t xml:space="preserve"> cadena es ‘hola mundo’ </w:t>
+      </w:r>
+      <w:r>
+        <w:br/>
+      </w:r>
+      <w:proofErr w:type="spellStart"/>
+      <w:r>
+        <w:t>call</w:t>
+      </w:r>
+      <w:proofErr w:type="spellEnd"/>
+      <w:r>
+        <w:t xml:space="preserve"> proc</w:t>
+      </w:r>
+      <w:proofErr w:type="gramStart"/>
+      <w:r>
+        <w:t>1 ;buscaremos</w:t>
+      </w:r>
+      <w:proofErr w:type="gramEnd"/>
+      <w:r>
+        <w:t xml:space="preserve"> la letra o </w:t>
+      </w:r>
+    </w:p>
+    <w:p>
+      <w:r>
+        <w:t>imprime en terminal lo siguiente:</w:t>
+      </w:r>
+    </w:p>
+    <w:p>
+      <w:pPr>
+        <w:ind w:left="720"/>
+      </w:pPr>
+      <w:proofErr w:type="gramStart"/>
+      <w:r>
+        <w:t>1 ;la</w:t>
+      </w:r>
+      <w:proofErr w:type="gramEnd"/>
+      <w:r>
+        <w:t xml:space="preserve"> letra se encontró en posición 1. </w:t>
+      </w:r>
+      <w:r>
+        <w:br/>
+      </w:r>
+      <w:proofErr w:type="gramStart"/>
+      <w:r>
+        <w:t>9 ;la</w:t>
+      </w:r>
+      <w:proofErr w:type="gramEnd"/>
+      <w:r>
+        <w:t xml:space="preserve"> letra se encontró en posición 9. </w:t>
+      </w:r>
+      <w:r>
+        <w:br/>
+      </w:r>
+      <w:proofErr w:type="gramStart"/>
+      <w:r>
+        <w:t>2 ;la</w:t>
+      </w:r>
+      <w:proofErr w:type="gramEnd"/>
+      <w:r>
+        <w:t xml:space="preserve"> letra se encontró 2 veces.</w:t>
+      </w:r>
+    </w:p>
+    <w:bookmarkStart w:id="2" w:name="_MON_1835480071"/>
     <w:bookmarkEnd w:id="2"/>
     <w:p>
-      <w:pPr>
-        <w:pStyle w:val="Prrafodelista"/>
-        <w:rPr>
-          <w:rFonts w:ascii="Proxima Nova" w:eastAsia="Proxima Nova" w:hAnsi="Proxima Nova" w:cs="Proxima Nova"/>
-        </w:rPr>
-      </w:pPr>
       <w:r>
         <w:rPr>
           <w:rFonts w:ascii="Proxima Nova" w:eastAsia="Proxima Nova" w:hAnsi="Proxima Nova" w:cs="Proxima Nova"/>
           <w:u w:val="single"/>
         </w:rPr>
-        <w:object w:dxaOrig="12240" w:dyaOrig="1710" w14:anchorId="509E8871">
+        <w:object w:dxaOrig="12240" w:dyaOrig="1710" w14:anchorId="1BD3FFF0">
           <v:shapetype id="_x0000_t75" coordsize="21600,21600" o:spt="75" o:preferrelative="t" path="m@4@5l@4@11@9@11@9@5xe" filled="f" stroked="f">
             <v:stroke joinstyle="miter"/>
             <v:formulas>
@@ -893,108 +934,37 @@
             <v:path o:extrusionok="f" gradientshapeok="t" o:connecttype="rect"/>
             <o:lock v:ext="edit" aspectratio="t"/>
           </v:shapetype>
-          <v:shape id="_x0000_i1025" type="#_x0000_t75" style="width:405.65pt;height:56.4pt" o:ole="">
+          <v:shape id="_x0000_i1035" type="#_x0000_t75" style="width:405.75pt;height:56.25pt" o:ole="">
             <v:imagedata r:id="rId13" o:title=""/>
           </v:shape>
-          <o:OLEObject Type="Embed" ProgID="Word.OpenDocumentText.12" ShapeID="_x0000_i1025" DrawAspect="Content" ObjectID="_1834455049" r:id="rId14"/>
+          <o:OLEObject Type="Embed" ProgID="Word.OpenDocumentText.12" ShapeID="_x0000_i1035" DrawAspect="Content" ObjectID="_1835480073" r:id="rId14"/>
         </w:object>
       </w:r>
     </w:p>
-    <w:bookmarkStart w:id="3" w:name="_MON_1834452837"/>
-    <w:bookmarkEnd w:id="3"/>
-    <w:p>
-      <w:pPr>
-        <w:pStyle w:val="Prrafodelista"/>
-        <w:rPr>
-          <w:rFonts w:ascii="Proxima Nova" w:eastAsia="Proxima Nova" w:hAnsi="Proxima Nova" w:cs="Proxima Nova"/>
-        </w:rPr>
-      </w:pPr>
-      <w:r>
-        <w:rPr>
-          <w:rFonts w:ascii="Proxima Nova" w:eastAsia="Proxima Nova" w:hAnsi="Proxima Nova" w:cs="Proxima Nova"/>
-        </w:rPr>
-        <w:object w:dxaOrig="12240" w:dyaOrig="6270" w14:anchorId="7B647A1E">
-          <v:shape id="_x0000_i1026" type="#_x0000_t75" style="width:423.4pt;height:216.55pt" o:ole="">
-            <v:imagedata r:id="rId15" o:title=""/>
-          </v:shape>
-          <o:OLEObject Type="Embed" ProgID="Word.OpenDocumentText.12" ShapeID="_x0000_i1026" DrawAspect="Content" ObjectID="_1834455050" r:id="rId16"/>
-        </w:object>
-      </w:r>
-    </w:p>
-    <w:p>
-      <w:pPr>
-        <w:pStyle w:val="Prrafodelista"/>
-        <w:rPr>
-          <w:rFonts w:ascii="Proxima Nova" w:eastAsia="Proxima Nova" w:hAnsi="Proxima Nova" w:cs="Proxima Nova"/>
-        </w:rPr>
-      </w:pPr>
-    </w:p>
-    <w:p>
-      <w:pPr>
-        <w:pStyle w:val="Prrafodelista"/>
-        <w:rPr>
-          <w:rFonts w:ascii="Proxima Nova" w:eastAsia="Proxima Nova" w:hAnsi="Proxima Nova" w:cs="Proxima Nova"/>
-          <w:lang w:val="es-MX"/>
-        </w:rPr>
-      </w:pPr>
-      <w:r>
-        <w:rPr>
-          <w:rFonts w:ascii="Proxima Nova" w:eastAsia="Proxima Nova" w:hAnsi="Proxima Nova" w:cs="Proxima Nova"/>
-          <w:noProof/>
-          <w:lang w:val="es-MX"/>
-        </w:rPr>
-        <w:drawing>
-          <wp:inline distT="0" distB="0" distL="0" distR="0" wp14:anchorId="7328E2C5" wp14:editId="6AF429CF">
-            <wp:extent cx="5399043" cy="3035808"/>
-            <wp:effectExtent l="0" t="0" r="0" b="0"/>
-            <wp:docPr id="1811290857" name="Imagen 1"/>
-            <wp:cNvGraphicFramePr>
-              <a:graphicFrameLocks xmlns:a="http://schemas.openxmlformats.org/drawingml/2006/main" noChangeAspect="1"/>
-            </wp:cNvGraphicFramePr>
-            <a:graphic xmlns:a="http://schemas.openxmlformats.org/drawingml/2006/main">
-              <a:graphicData uri="http://schemas.openxmlformats.org/drawingml/2006/picture">
-                <pic:pic xmlns:pic="http://schemas.openxmlformats.org/drawingml/2006/picture">
-                  <pic:nvPicPr>
-                    <pic:cNvPr id="1811290857" name=""/>
-                    <pic:cNvPicPr/>
-                  </pic:nvPicPr>
-                  <pic:blipFill>
-                    <a:blip r:embed="rId17"/>
-                    <a:stretch>
-                      <a:fillRect/>
-                    </a:stretch>
-                  </pic:blipFill>
-                  <pic:spPr>
-                    <a:xfrm>
-                      <a:off x="0" y="0"/>
-                      <a:ext cx="5426274" cy="3051120"/>
-                    </a:xfrm>
-                    <a:prstGeom prst="rect">
-                      <a:avLst/>
-                    </a:prstGeom>
-                  </pic:spPr>
-                </pic:pic>
-              </a:graphicData>
-            </a:graphic>
-          </wp:inline>
-        </w:drawing>
-      </w:r>
-    </w:p>
-    <w:p>
-      <w:pPr>
-        <w:pStyle w:val="Prrafodelista"/>
-      </w:pPr>
-    </w:p>
-    <w:p>
-      <w:pPr>
-        <w:pStyle w:val="Prrafodelista"/>
-        <w:numPr>
-          <w:ilvl w:val="0"/>
-          <w:numId w:val="23"/>
-        </w:numPr>
-      </w:pPr>
-      <w:r>
-        <w:t xml:space="preserve">(20%) Crear una subrutina que muestra cadenas de caracteres en terminal, pueden utilizar cualquier símbolo especial para finalizar la cadena, recibe en </w:t>
+    <w:p>
+      <w:pPr>
+        <w:pStyle w:val="Ttulo2"/>
+        <w:rPr>
+          <w:rStyle w:val="Ttulo2Car"/>
+        </w:rPr>
+      </w:pPr>
+      <w:r>
+        <w:rPr>
+          <w:rStyle w:val="Ttulo2Car"/>
+        </w:rPr>
+        <w:lastRenderedPageBreak/>
+        <w:t>Parte II</w:t>
+      </w:r>
+      <w:r>
+        <w:rPr>
+          <w:rStyle w:val="Ttulo2Car"/>
+        </w:rPr>
+        <w:t xml:space="preserve"> (25%)</w:t>
+      </w:r>
+    </w:p>
+    <w:p>
+      <w:r>
+        <w:t xml:space="preserve">Implementar una subrutina donde se reciben dos cadenas, la primera está direccionada por </w:t>
       </w:r>
       <w:proofErr w:type="spellStart"/>
       <w:r>
@@ -1002,176 +972,113 @@
       </w:r>
       <w:proofErr w:type="spellEnd"/>
       <w:r>
-        <w:t xml:space="preserve"> la dirección de la cadena a imprimir, eso se debe modificar también en la subrutina anterior, finaliza la impresión utilizando el símbolo especial.</w:t>
-      </w:r>
-    </w:p>
-    <w:bookmarkStart w:id="4" w:name="_MON_1834453009"/>
-    <w:bookmarkEnd w:id="4"/>
-    <w:p>
-      <w:pPr>
-        <w:pStyle w:val="Prrafodelista"/>
-        <w:rPr>
-          <w:rFonts w:ascii="Proxima Nova" w:eastAsia="Proxima Nova" w:hAnsi="Proxima Nova" w:cs="Proxima Nova"/>
-        </w:rPr>
-      </w:pPr>
-      <w:r>
-        <w:rPr>
-          <w:rFonts w:ascii="Proxima Nova" w:eastAsia="Proxima Nova" w:hAnsi="Proxima Nova" w:cs="Proxima Nova"/>
-        </w:rPr>
-        <w:object w:dxaOrig="12240" w:dyaOrig="4845" w14:anchorId="5200503B">
-          <v:shape id="_x0000_i1027" type="#_x0000_t75" style="width:421.25pt;height:166.05pt" o:ole="">
-            <v:imagedata r:id="rId18" o:title=""/>
-          </v:shape>
-          <o:OLEObject Type="Embed" ProgID="Word.OpenDocumentText.12" ShapeID="_x0000_i1027" DrawAspect="Content" ObjectID="_1834455051" r:id="rId19"/>
-        </w:object>
-      </w:r>
-    </w:p>
-    <w:p>
-      <w:pPr>
-        <w:pStyle w:val="Prrafodelista"/>
-      </w:pPr>
-      <w:r>
-        <w:rPr>
-          <w:noProof/>
-        </w:rPr>
-        <w:drawing>
-          <wp:inline distT="0" distB="0" distL="0" distR="0" wp14:anchorId="4BBB35C8" wp14:editId="45DDBA03">
-            <wp:extent cx="5347411" cy="3006776"/>
-            <wp:effectExtent l="0" t="0" r="5715" b="3175"/>
-            <wp:docPr id="574380228" name="Imagen 1"/>
-            <wp:cNvGraphicFramePr>
-              <a:graphicFrameLocks xmlns:a="http://schemas.openxmlformats.org/drawingml/2006/main" noChangeAspect="1"/>
-            </wp:cNvGraphicFramePr>
-            <a:graphic xmlns:a="http://schemas.openxmlformats.org/drawingml/2006/main">
-              <a:graphicData uri="http://schemas.openxmlformats.org/drawingml/2006/picture">
-                <pic:pic xmlns:pic="http://schemas.openxmlformats.org/drawingml/2006/picture">
-                  <pic:nvPicPr>
-                    <pic:cNvPr id="574380228" name=""/>
-                    <pic:cNvPicPr/>
-                  </pic:nvPicPr>
-                  <pic:blipFill>
-                    <a:blip r:embed="rId20"/>
-                    <a:stretch>
-                      <a:fillRect/>
-                    </a:stretch>
-                  </pic:blipFill>
-                  <pic:spPr>
-                    <a:xfrm>
-                      <a:off x="0" y="0"/>
-                      <a:ext cx="5373998" cy="3021725"/>
-                    </a:xfrm>
-                    <a:prstGeom prst="rect">
-                      <a:avLst/>
-                    </a:prstGeom>
-                  </pic:spPr>
-                </pic:pic>
-              </a:graphicData>
-            </a:graphic>
-          </wp:inline>
-        </w:drawing>
-      </w:r>
-    </w:p>
-    <w:p>
-      <w:pPr>
-        <w:pStyle w:val="Prrafodelista"/>
-        <w:numPr>
-          <w:ilvl w:val="0"/>
-          <w:numId w:val="23"/>
-        </w:numPr>
-      </w:pPr>
-      <w:r>
-        <w:t xml:space="preserve">(70%) Crear una subrutina que utilizando las instrucciones vistas en prácticas revise si una cadena de caracteres capturada en memoria es un palíndromo o no, debe imprimir un mensaje al final indicando el resultado. </w:t>
-      </w:r>
-    </w:p>
-    <w:bookmarkStart w:id="5" w:name="_MON_1834453112"/>
-    <w:bookmarkEnd w:id="5"/>
-    <w:p>
-      <w:pPr>
-        <w:pStyle w:val="Prrafodelista"/>
-        <w:rPr>
-          <w:rFonts w:ascii="Proxima Nova" w:eastAsia="Proxima Nova" w:hAnsi="Proxima Nova" w:cs="Proxima Nova"/>
-        </w:rPr>
-      </w:pPr>
-      <w:r>
-        <w:rPr>
-          <w:rFonts w:ascii="Proxima Nova" w:eastAsia="Proxima Nova" w:hAnsi="Proxima Nova" w:cs="Proxima Nova"/>
-        </w:rPr>
-        <w:object w:dxaOrig="12240" w:dyaOrig="9690" w14:anchorId="4C734976">
-          <v:shape id="_x0000_i1028" type="#_x0000_t75" style="width:456.2pt;height:361.05pt" o:ole="">
-            <v:imagedata r:id="rId21" o:title=""/>
-          </v:shape>
-          <o:OLEObject Type="Embed" ProgID="Word.OpenDocumentText.12" ShapeID="_x0000_i1028" DrawAspect="Content" ObjectID="_1834455052" r:id="rId22"/>
-        </w:object>
-      </w:r>
-    </w:p>
-    <w:p>
-      <w:pPr>
-        <w:pStyle w:val="Prrafodelista"/>
-        <w:rPr>
-          <w:rFonts w:ascii="Proxima Nova" w:eastAsia="Proxima Nova" w:hAnsi="Proxima Nova" w:cs="Proxima Nova"/>
-        </w:rPr>
-      </w:pPr>
-    </w:p>
-    <w:p>
-      <w:pPr>
-        <w:pStyle w:val="Prrafodelista"/>
-        <w:rPr>
-          <w:lang w:val="en-US"/>
-        </w:rPr>
-      </w:pPr>
-      <w:r>
-        <w:rPr>
-          <w:noProof/>
-          <w:lang w:val="en-US"/>
-        </w:rPr>
-        <w:drawing>
-          <wp:inline distT="0" distB="0" distL="0" distR="0" wp14:anchorId="7A2D0559" wp14:editId="54FBD307">
-            <wp:extent cx="5810104" cy="3266942"/>
-            <wp:effectExtent l="0" t="0" r="635" b="0"/>
-            <wp:docPr id="1324212374" name="Imagen 1"/>
-            <wp:cNvGraphicFramePr>
-              <a:graphicFrameLocks xmlns:a="http://schemas.openxmlformats.org/drawingml/2006/main" noChangeAspect="1"/>
-            </wp:cNvGraphicFramePr>
-            <a:graphic xmlns:a="http://schemas.openxmlformats.org/drawingml/2006/main">
-              <a:graphicData uri="http://schemas.openxmlformats.org/drawingml/2006/picture">
-                <pic:pic xmlns:pic="http://schemas.openxmlformats.org/drawingml/2006/picture">
-                  <pic:nvPicPr>
-                    <pic:cNvPr id="1324212374" name=""/>
-                    <pic:cNvPicPr/>
-                  </pic:nvPicPr>
-                  <pic:blipFill>
-                    <a:blip r:embed="rId23"/>
-                    <a:stretch>
-                      <a:fillRect/>
-                    </a:stretch>
-                  </pic:blipFill>
-                  <pic:spPr>
-                    <a:xfrm>
-                      <a:off x="0" y="0"/>
-                      <a:ext cx="5815406" cy="3269923"/>
-                    </a:xfrm>
-                    <a:prstGeom prst="rect">
-                      <a:avLst/>
-                    </a:prstGeom>
-                  </pic:spPr>
-                </pic:pic>
-              </a:graphicData>
-            </a:graphic>
-          </wp:inline>
-        </w:drawing>
-      </w:r>
-    </w:p>
-    <w:p>
-      <w:pPr>
-        <w:pStyle w:val="Prrafodelista"/>
-        <w:rPr>
-          <w:lang w:val="en-US"/>
-        </w:rPr>
-      </w:pPr>
-    </w:p>
-    <w:p/>
-    <w:p/>
-    <w:p>
+        <w:t xml:space="preserve"> y tiene la cadena de origen, la segunda está direccionada por </w:t>
+      </w:r>
+      <w:proofErr w:type="spellStart"/>
+      <w:r>
+        <w:t>edi</w:t>
+      </w:r>
+      <w:proofErr w:type="spellEnd"/>
+      <w:r>
+        <w:t xml:space="preserve"> y tiene la cadena de destino, se debe de tomar la cadena origen e invertirla y guardarla en la cadena</w:t>
+      </w:r>
+      <w:r>
+        <w:t xml:space="preserve"> </w:t>
+      </w:r>
+      <w:r>
+        <w:t>destino, al final se debe mostrar en terminal.</w:t>
+      </w:r>
+    </w:p>
+    <w:p>
+      <w:pPr>
+        <w:pStyle w:val="Ttulo2"/>
+      </w:pPr>
+      <w:r>
+        <w:t xml:space="preserve">Parte III </w:t>
+      </w:r>
+      <w:r>
+        <w:t>(25%)</w:t>
+      </w:r>
+    </w:p>
+    <w:p>
+      <w:r>
+        <w:t>Implementar una subrutina que reciba una cadena de texto</w:t>
+      </w:r>
+      <w:r>
+        <w:t xml:space="preserve"> </w:t>
+      </w:r>
+      <w:r>
+        <w:t xml:space="preserve">direccionada por </w:t>
+      </w:r>
+      <w:proofErr w:type="spellStart"/>
+      <w:r>
+        <w:t>edx</w:t>
+      </w:r>
+      <w:proofErr w:type="spellEnd"/>
+      <w:r>
+        <w:t xml:space="preserve"> y la pase a</w:t>
+      </w:r>
+      <w:r>
+        <w:t xml:space="preserve"> </w:t>
+      </w:r>
+      <w:r>
+        <w:t xml:space="preserve">mayúsculas, al final se debe mostrar en terminar con </w:t>
+      </w:r>
+      <w:proofErr w:type="spellStart"/>
+      <w:r>
+        <w:t>new_puts</w:t>
+      </w:r>
+      <w:proofErr w:type="spellEnd"/>
+      <w:r>
+        <w:t xml:space="preserve">. </w:t>
+      </w:r>
+    </w:p>
+    <w:p>
+      <w:pPr>
+        <w:pStyle w:val="Ttulo2"/>
+      </w:pPr>
+      <w:r>
+        <w:t xml:space="preserve">Parte IV </w:t>
+      </w:r>
+      <w:r>
+        <w:t>(25%)</w:t>
+      </w:r>
+    </w:p>
+    <w:p>
+      <w:r>
+        <w:t>Implementar una subrutina que reciba una cadena de texto</w:t>
+      </w:r>
+      <w:r>
+        <w:t xml:space="preserve"> </w:t>
+      </w:r>
+      <w:r>
+        <w:t xml:space="preserve">direccionada por </w:t>
+      </w:r>
+      <w:proofErr w:type="spellStart"/>
+      <w:r>
+        <w:t>edx</w:t>
+      </w:r>
+      <w:proofErr w:type="spellEnd"/>
+      <w:r>
+        <w:t>, debe contar</w:t>
+      </w:r>
+      <w:r>
+        <w:t xml:space="preserve"> </w:t>
+      </w:r>
+      <w:r>
+        <w:t>cuantas vocales aparecen en la</w:t>
+      </w:r>
+      <w:r>
+        <w:t xml:space="preserve"> </w:t>
+      </w:r>
+      <w:r>
+        <w:t>cadena, debe mostrar la cantidad individual y total de ellas.</w:t>
+      </w:r>
+    </w:p>
+    <w:p>
+      <w:pPr>
+        <w:pStyle w:val="Ttulo2"/>
+      </w:pPr>
       <w:r>
         <w:t xml:space="preserve">Instrucciones vistas en clase y permitidas para esta práctica. </w:t>
       </w:r>
@@ -1457,6 +1364,40 @@
         <w:t xml:space="preserve"> </w:t>
       </w:r>
     </w:p>
+    <w:p>
+      <w:pPr>
+        <w:pStyle w:val="Prrafodelista"/>
+        <w:numPr>
+          <w:ilvl w:val="0"/>
+          <w:numId w:val="24"/>
+        </w:numPr>
+      </w:pPr>
+      <w:proofErr w:type="spellStart"/>
+      <w:r>
+        <w:rPr>
+          <w:lang w:val="en-US"/>
+        </w:rPr>
+        <w:t>new_puts</w:t>
+      </w:r>
+      <w:proofErr w:type="spellEnd"/>
+    </w:p>
+    <w:p>
+      <w:pPr>
+        <w:pStyle w:val="Prrafodelista"/>
+        <w:numPr>
+          <w:ilvl w:val="0"/>
+          <w:numId w:val="24"/>
+        </w:numPr>
+      </w:pPr>
+      <w:proofErr w:type="spellStart"/>
+      <w:r>
+        <w:rPr>
+          <w:lang w:val="en-US"/>
+        </w:rPr>
+        <w:t>new_gets</w:t>
+      </w:r>
+      <w:proofErr w:type="spellEnd"/>
+    </w:p>
     <w:p/>
     <w:p>
       <w:r>
@@ -1477,7 +1418,7 @@
           <w:szCs w:val="52"/>
         </w:rPr>
       </w:pPr>
-      <w:bookmarkStart w:id="6" w:name="_Toc223842188"/>
+      <w:bookmarkStart w:id="3" w:name="_Toc223842188"/>
       <w:r>
         <w:rPr>
           <w:rFonts w:ascii="Proxima Nova" w:eastAsia="Proxima Nova" w:hAnsi="Proxima Nova" w:cs="Proxima Nova"/>
@@ -1486,7 +1427,7 @@
         </w:rPr>
         <w:t>Conclusiones</w:t>
       </w:r>
-      <w:bookmarkEnd w:id="6"/>
+      <w:bookmarkEnd w:id="3"/>
     </w:p>
     <w:p>
       <w:pPr>
@@ -1526,7 +1467,14 @@
         <w:rPr>
           <w:lang w:val="es-MX"/>
         </w:rPr>
-        <w:t>) y detección de palíndromos (</w:t>
+        <w:t xml:space="preserve">) y detección de palíndromos </w:t>
+      </w:r>
+      <w:r>
+        <w:rPr>
+          <w:lang w:val="es-MX"/>
+        </w:rPr>
+        <w:lastRenderedPageBreak/>
+        <w:t>(</w:t>
       </w:r>
       <w:proofErr w:type="spellStart"/>
       <w:r>
@@ -2000,7 +1948,7 @@
           <w:szCs w:val="52"/>
         </w:rPr>
       </w:pPr>
-      <w:bookmarkStart w:id="7" w:name="_Toc223842189"/>
+      <w:bookmarkStart w:id="4" w:name="_Toc223842189"/>
       <w:r>
         <w:rPr>
           <w:rFonts w:ascii="Proxima Nova" w:eastAsia="Proxima Nova" w:hAnsi="Proxima Nova" w:cs="Proxima Nova"/>
@@ -2009,7 +1957,7 @@
         </w:rPr>
         <w:t>Dificultades</w:t>
       </w:r>
-      <w:bookmarkEnd w:id="7"/>
+      <w:bookmarkEnd w:id="4"/>
     </w:p>
     <w:p>
       <w:pPr>
@@ -2375,6 +2323,7 @@
         <w:rPr>
           <w:lang w:val="es-MX"/>
         </w:rPr>
+        <w:lastRenderedPageBreak/>
         <w:t>Coordinación entre subrutinas</w:t>
       </w:r>
     </w:p>
@@ -2693,7 +2642,7 @@
           <w:szCs w:val="52"/>
         </w:rPr>
       </w:pPr>
-      <w:bookmarkStart w:id="8" w:name="_Toc223842190"/>
+      <w:bookmarkStart w:id="5" w:name="_Toc223842190"/>
       <w:r>
         <w:rPr>
           <w:rFonts w:ascii="Proxima Nova" w:eastAsia="Proxima Nova" w:hAnsi="Proxima Nova" w:cs="Proxima Nova"/>
@@ -2702,7 +2651,7 @@
         </w:rPr>
         <w:t>Bibliografía</w:t>
       </w:r>
-      <w:bookmarkEnd w:id="8"/>
+      <w:bookmarkEnd w:id="5"/>
     </w:p>
     <w:p>
       <w:pPr>
@@ -2721,7 +2670,7 @@
         </w:rPr>
         <w:t xml:space="preserve">D. A. Alpern, “El microprocesador 80386.” </w:t>
       </w:r>
-      <w:hyperlink r:id="rId24" w:history="1">
+      <w:hyperlink r:id="rId15" w:history="1">
         <w:r>
           <w:rPr>
             <w:rStyle w:val="Hipervnculo"/>
@@ -2748,7 +2697,7 @@
         </w:rPr>
         <w:t xml:space="preserve">“Guide to x86 Assembly.” </w:t>
       </w:r>
-      <w:hyperlink r:id="rId25" w:history="1">
+      <w:hyperlink r:id="rId16" w:history="1">
         <w:r>
           <w:rPr>
             <w:rStyle w:val="Hipervnculo"/>
@@ -5965,7 +5914,6 @@
   <w:style w:type="character" w:default="1" w:styleId="Fuentedeprrafopredeter">
     <w:name w:val="Default Paragraph Font"/>
     <w:uiPriority w:val="1"/>
-    <w:semiHidden/>
     <w:unhideWhenUsed/>
   </w:style>
   <w:style w:type="table" w:default="1" w:styleId="Tablanormal">

--- a/2_Laboratorio/L05_Tema/docs/Plantilla_Reporte.docx
+++ b/2_Laboratorio/L05_Tema/docs/Plantilla_Reporte.docx
@@ -17,7 +17,24 @@
           <w:sz w:val="30"/>
           <w:szCs w:val="30"/>
         </w:rPr>
-        <w:t>Organización y Arquitectura de las Computadoras.</w:t>
+        <w:t xml:space="preserve">Organización y Arquitectura de las </w:t>
+      </w:r>
+      <w:r>
+        <w:rPr>
+          <w:rFonts w:ascii="Proxima Nova" w:hAnsi="Proxima Nova"/>
+          <w:sz w:val="30"/>
+          <w:szCs w:val="30"/>
+          <w:u w:val="single"/>
+        </w:rPr>
+        <w:t>Computadoras</w:t>
+      </w:r>
+      <w:r>
+        <w:rPr>
+          <w:rFonts w:ascii="Proxima Nova" w:hAnsi="Proxima Nova"/>
+          <w:sz w:val="30"/>
+          <w:szCs w:val="30"/>
+        </w:rPr>
+        <w:t>.</w:t>
       </w:r>
     </w:p>
     <w:p>
@@ -27,6 +44,7 @@
           <w:rFonts w:ascii="Proxima Nova" w:eastAsia="Proxima Nova" w:hAnsi="Proxima Nova" w:cs="Proxima Nova"/>
           <w:sz w:val="52"/>
           <w:szCs w:val="52"/>
+          <w:lang w:val="es-ES"/>
         </w:rPr>
       </w:pPr>
       <w:r>
@@ -34,6 +52,7 @@
           <w:rFonts w:ascii="Proxima Nova" w:eastAsia="Proxima Nova" w:hAnsi="Proxima Nova" w:cs="Proxima Nova"/>
           <w:sz w:val="52"/>
           <w:szCs w:val="52"/>
+          <w:lang w:val="es-ES"/>
         </w:rPr>
         <w:t xml:space="preserve">Práctica No. </w:t>
       </w:r>
@@ -42,35 +61,48 @@
           <w:rFonts w:ascii="Proxima Nova" w:eastAsia="Proxima Nova" w:hAnsi="Proxima Nova" w:cs="Proxima Nova"/>
           <w:sz w:val="52"/>
           <w:szCs w:val="52"/>
+          <w:lang w:val="es-ES"/>
         </w:rPr>
         <w:t>5</w:t>
       </w:r>
-      <w:proofErr w:type="gramStart"/>
       <w:r>
         <w:rPr>
           <w:rFonts w:ascii="Proxima Nova" w:eastAsia="Proxima Nova" w:hAnsi="Proxima Nova" w:cs="Proxima Nova"/>
           <w:sz w:val="52"/>
           <w:szCs w:val="52"/>
+          <w:lang w:val="es-ES"/>
         </w:rPr>
         <w:t>:</w:t>
       </w:r>
-      <w:r>
+    </w:p>
+    <w:p>
+      <w:pPr>
+        <w:jc w:val="center"/>
         <w:rPr>
           <w:rFonts w:ascii="Proxima Nova" w:eastAsia="Proxima Nova" w:hAnsi="Proxima Nova" w:cs="Proxima Nova"/>
           <w:sz w:val="52"/>
           <w:szCs w:val="52"/>
-        </w:rPr>
-        <w:t xml:space="preserve"> </w:t>
-      </w:r>
+          <w:lang w:val="es-ES"/>
+        </w:rPr>
+      </w:pPr>
       <w:r>
         <w:rPr>
           <w:rFonts w:ascii="Proxima Nova" w:eastAsia="Proxima Nova" w:hAnsi="Proxima Nova" w:cs="Proxima Nova"/>
           <w:sz w:val="52"/>
           <w:szCs w:val="52"/>
+          <w:lang w:val="es-ES"/>
+        </w:rPr>
+        <w:t>Implementación de Algoritmos de Procesamiento de Cadenas mediante Direccionamiento de Memoria</w:t>
+      </w:r>
+      <w:r>
+        <w:rPr>
+          <w:rFonts w:ascii="Proxima Nova" w:eastAsia="Proxima Nova" w:hAnsi="Proxima Nova" w:cs="Proxima Nova"/>
+          <w:sz w:val="52"/>
+          <w:szCs w:val="52"/>
+          <w:lang w:val="es-ES"/>
         </w:rPr>
         <w:t>.</w:t>
       </w:r>
-      <w:proofErr w:type="gramEnd"/>
     </w:p>
     <w:p>
       <w:pPr>
@@ -722,54 +754,25 @@
     </w:p>
     <w:p>
       <w:pPr>
-        <w:rPr>
-          <w:rFonts w:ascii="Proxima Nova" w:eastAsia="Proxima Nova" w:hAnsi="Proxima Nova" w:cs="Proxima Nova"/>
-        </w:rPr>
-      </w:pPr>
-      <w:r>
-        <w:rPr>
-          <w:rFonts w:ascii="Proxima Nova" w:eastAsia="Proxima Nova" w:hAnsi="Proxima Nova" w:cs="Proxima Nova"/>
-        </w:rPr>
-        <w:t xml:space="preserve">Seleccionar el modo de direccionamiento adecuado, para manejo de memoria en </w:t>
-      </w:r>
-    </w:p>
-    <w:p>
-      <w:pPr>
-        <w:rPr>
-          <w:rFonts w:ascii="Proxima Nova" w:eastAsia="Proxima Nova" w:hAnsi="Proxima Nova" w:cs="Proxima Nova"/>
-        </w:rPr>
-      </w:pPr>
-      <w:r>
-        <w:rPr>
-          <w:rFonts w:ascii="Proxima Nova" w:eastAsia="Proxima Nova" w:hAnsi="Proxima Nova" w:cs="Proxima Nova"/>
-        </w:rPr>
-        <w:t xml:space="preserve">aplicaciones de sistemas basados en microprocesador, mediante el análisis </w:t>
-      </w:r>
-    </w:p>
-    <w:p>
-      <w:pPr>
-        <w:rPr>
-          <w:rFonts w:ascii="Proxima Nova" w:eastAsia="Proxima Nova" w:hAnsi="Proxima Nova" w:cs="Proxima Nova"/>
-        </w:rPr>
-      </w:pPr>
-      <w:r>
-        <w:rPr>
-          <w:rFonts w:ascii="Proxima Nova" w:eastAsia="Proxima Nova" w:hAnsi="Proxima Nova" w:cs="Proxima Nova"/>
-        </w:rPr>
-        <w:t xml:space="preserve">de los diversos modos de direccionamiento existentes, de forma responsable </w:t>
-      </w:r>
-    </w:p>
-    <w:p>
-      <w:pPr>
-        <w:rPr>
-          <w:rFonts w:ascii="Proxima Nova" w:eastAsia="Proxima Nova" w:hAnsi="Proxima Nova" w:cs="Proxima Nova"/>
-        </w:rPr>
-      </w:pPr>
-      <w:r>
-        <w:rPr>
-          <w:rFonts w:ascii="Proxima Nova" w:eastAsia="Proxima Nova" w:hAnsi="Proxima Nova" w:cs="Proxima Nova"/>
-        </w:rPr>
-        <w:t>y eficiente.</w:t>
+        <w:jc w:val="both"/>
+      </w:pPr>
+      <w:r>
+        <w:t>Seleccionar el modo de direccionamiento adecuado, para manejo de memoria en aplicaciones</w:t>
+      </w:r>
+      <w:r>
+        <w:t xml:space="preserve"> </w:t>
+      </w:r>
+      <w:r>
+        <w:t>de sistemas basados en microprocesador, mediante el análisis de los diversos modos de</w:t>
+      </w:r>
+      <w:r>
+        <w:t xml:space="preserve"> </w:t>
+      </w:r>
+      <w:r>
+        <w:t>direccionamiento existentes, de forma responsable y eficiente.</w:t>
+      </w:r>
+      <w:r>
+        <w:t xml:space="preserve"> </w:t>
       </w:r>
     </w:p>
     <w:p>
@@ -798,21 +801,28 @@
     </w:p>
     <w:p>
       <w:r>
-        <w:t>Implementar una subrutina la cual debe buscar, contar y mostrar</w:t>
-      </w:r>
-      <w:r>
+        <w:rPr>
+          <w:lang w:val="es-ES"/>
+        </w:rPr>
+        <w:t>Implementar una subrutina la cual debe buscar, contar y mostrar en que posición de una cadena de texto aparece una letra ingresada por el usuario, recibe en edx la dirección de la cadena a utilizar, y</w:t>
+      </w:r>
+      <w:r>
+        <w:rPr>
+          <w:lang w:val="es-ES"/>
+        </w:rPr>
         <w:t xml:space="preserve"> </w:t>
       </w:r>
       <w:r>
-        <w:t xml:space="preserve">en que posición de una cadena de texto aparece una letra ingresada por el usuario, recibe en </w:t>
-      </w:r>
-      <w:proofErr w:type="spellStart"/>
-      <w:r>
-        <w:t>edx</w:t>
-      </w:r>
-      <w:proofErr w:type="spellEnd"/>
-      <w:r>
-        <w:t xml:space="preserve"> la dirección de la cadena a utilizar, y dentro de la subrutina debe pedir la letra a buscar. </w:t>
+        <w:rPr>
+          <w:lang w:val="es-ES"/>
+        </w:rPr>
+        <w:t>dentro de la subrutina debe pedir la letra a buscar</w:t>
+      </w:r>
+      <w:r>
+        <w:rPr>
+          <w:lang w:val="es-ES"/>
+        </w:rPr>
+        <w:t>.</w:t>
       </w:r>
     </w:p>
     <w:p>
@@ -825,44 +835,52 @@
     </w:p>
     <w:p>
       <w:r>
+        <w:rPr>
+          <w:lang w:val="es-ES"/>
+        </w:rPr>
         <w:t>mv</w:t>
       </w:r>
       <w:r>
-        <w:t xml:space="preserve"> </w:t>
-      </w:r>
-      <w:proofErr w:type="spellStart"/>
-      <w:r>
-        <w:t>edx</w:t>
-      </w:r>
-      <w:proofErr w:type="spellEnd"/>
-      <w:r>
-        <w:t xml:space="preserve">, </w:t>
+        <w:rPr>
+          <w:lang w:val="es-ES"/>
+        </w:rPr>
+        <w:t xml:space="preserve"> edx, </w:t>
       </w:r>
       <w:proofErr w:type="gramStart"/>
       <w:r>
+        <w:rPr>
+          <w:lang w:val="es-ES"/>
+        </w:rPr>
         <w:t>cadena ;la</w:t>
       </w:r>
       <w:proofErr w:type="gramEnd"/>
       <w:r>
+        <w:rPr>
+          <w:lang w:val="es-ES"/>
+        </w:rPr>
         <w:t xml:space="preserve"> cadena es ‘hola mundo’ </w:t>
       </w:r>
       <w:r>
         <w:br/>
       </w:r>
-      <w:proofErr w:type="spellStart"/>
-      <w:r>
-        <w:t>call</w:t>
-      </w:r>
-      <w:proofErr w:type="spellEnd"/>
-      <w:r>
-        <w:t xml:space="preserve"> proc</w:t>
+      <w:r>
+        <w:rPr>
+          <w:lang w:val="es-ES"/>
+        </w:rPr>
+        <w:t>call proc</w:t>
       </w:r>
       <w:proofErr w:type="gramStart"/>
       <w:r>
+        <w:rPr>
+          <w:lang w:val="es-ES"/>
+        </w:rPr>
         <w:t>1 ;buscaremos</w:t>
       </w:r>
       <w:proofErr w:type="gramEnd"/>
       <w:r>
+        <w:rPr>
+          <w:lang w:val="es-ES"/>
+        </w:rPr>
         <w:t xml:space="preserve"> la letra o </w:t>
       </w:r>
     </w:p>
@@ -877,10 +895,16 @@
       </w:pPr>
       <w:proofErr w:type="gramStart"/>
       <w:r>
+        <w:rPr>
+          <w:lang w:val="es-ES"/>
+        </w:rPr>
         <w:t>1 ;la</w:t>
       </w:r>
       <w:proofErr w:type="gramEnd"/>
       <w:r>
+        <w:rPr>
+          <w:lang w:val="es-ES"/>
+        </w:rPr>
         <w:t xml:space="preserve"> letra se encontró en posición 1. </w:t>
       </w:r>
       <w:r>
@@ -888,10 +912,16 @@
       </w:r>
       <w:proofErr w:type="gramStart"/>
       <w:r>
+        <w:rPr>
+          <w:lang w:val="es-ES"/>
+        </w:rPr>
         <w:t>9 ;la</w:t>
       </w:r>
       <w:proofErr w:type="gramEnd"/>
       <w:r>
+        <w:rPr>
+          <w:lang w:val="es-ES"/>
+        </w:rPr>
         <w:t xml:space="preserve"> letra se encontró en posición 9. </w:t>
       </w:r>
       <w:r>
@@ -899,22 +929,33 @@
       </w:r>
       <w:proofErr w:type="gramStart"/>
       <w:r>
+        <w:rPr>
+          <w:lang w:val="es-ES"/>
+        </w:rPr>
         <w:t>2 ;la</w:t>
       </w:r>
       <w:proofErr w:type="gramEnd"/>
       <w:r>
+        <w:rPr>
+          <w:lang w:val="es-ES"/>
+        </w:rPr>
         <w:t xml:space="preserve"> letra se encontró 2 veces.</w:t>
       </w:r>
     </w:p>
     <w:bookmarkStart w:id="2" w:name="_MON_1835480071"/>
     <w:bookmarkEnd w:id="2"/>
     <w:p>
-      <w:r>
+      <w:pPr>
         <w:rPr>
           <w:rFonts w:ascii="Proxima Nova" w:eastAsia="Proxima Nova" w:hAnsi="Proxima Nova" w:cs="Proxima Nova"/>
           <w:u w:val="single"/>
         </w:rPr>
-        <w:object w:dxaOrig="12240" w:dyaOrig="1710" w14:anchorId="1BD3FFF0">
+      </w:pPr>
+      <w:r>
+        <w:rPr>
+          <w:rFonts w:ascii="Proxima Nova" w:eastAsia="Proxima Nova" w:hAnsi="Proxima Nova" w:cs="Proxima Nova"/>
+        </w:rPr>
+        <w:object w:dxaOrig="12240" w:dyaOrig="13110" w14:anchorId="1BD3FFF0">
           <v:shapetype id="_x0000_t75" coordsize="21600,21600" o:spt="75" o:preferrelative="t" path="m@4@5l@4@11@9@11@9@5xe" filled="f" stroked="f">
             <v:stroke joinstyle="miter"/>
             <v:formulas>
@@ -934,15 +975,89 @@
             <v:path o:extrusionok="f" gradientshapeok="t" o:connecttype="rect"/>
             <o:lock v:ext="edit" aspectratio="t"/>
           </v:shapetype>
-          <v:shape id="_x0000_i1035" type="#_x0000_t75" style="width:405.75pt;height:56.25pt" o:ole="">
+          <v:shape id="_x0000_i1025" type="#_x0000_t75" style="width:405.6pt;height:431.2pt" o:ole="">
             <v:imagedata r:id="rId13" o:title=""/>
           </v:shape>
-          <o:OLEObject Type="Embed" ProgID="Word.OpenDocumentText.12" ShapeID="_x0000_i1035" DrawAspect="Content" ObjectID="_1835480073" r:id="rId14"/>
+          <o:OLEObject Type="Embed" ProgID="Word.OpenDocumentText.12" ShapeID="_x0000_i1025" DrawAspect="Content" ObjectID="_1838802638" r:id="rId14"/>
         </w:object>
       </w:r>
     </w:p>
     <w:p>
       <w:pPr>
+        <w:rPr>
+          <w:rFonts w:ascii="Proxima Nova" w:eastAsia="Proxima Nova" w:hAnsi="Proxima Nova" w:cs="Proxima Nova"/>
+          <w:u w:val="single"/>
+        </w:rPr>
+      </w:pPr>
+    </w:p>
+    <w:bookmarkStart w:id="3" w:name="_MON_1836122526"/>
+    <w:bookmarkEnd w:id="3"/>
+    <w:p>
+      <w:r>
+        <w:rPr>
+          <w:rFonts w:ascii="Proxima Nova" w:eastAsia="Proxima Nova" w:hAnsi="Proxima Nova" w:cs="Proxima Nova"/>
+        </w:rPr>
+        <w:object w:dxaOrig="12240" w:dyaOrig="2280" w14:anchorId="5C56A706">
+          <v:shape id="_x0000_i1026" type="#_x0000_t75" style="width:405.6pt;height:75.2pt" o:ole="">
+            <v:imagedata r:id="rId15" o:title=""/>
+          </v:shape>
+          <o:OLEObject Type="Embed" ProgID="Word.OpenDocumentText.12" ShapeID="_x0000_i1026" DrawAspect="Content" ObjectID="_1838802639" r:id="rId16"/>
+        </w:object>
+      </w:r>
+    </w:p>
+    <w:p/>
+    <w:p>
+      <w:r>
+        <w:rPr>
+          <w:noProof/>
+        </w:rPr>
+        <w:lastRenderedPageBreak/>
+        <w:drawing>
+          <wp:inline distT="0" distB="0" distL="0" distR="0" wp14:anchorId="0AEBA8C0" wp14:editId="51FD9614">
+            <wp:extent cx="5785556" cy="2546307"/>
+            <wp:effectExtent l="0" t="0" r="0" b="0"/>
+            <wp:docPr id="13621162" name="drawing"/>
+            <wp:cNvGraphicFramePr>
+              <a:graphicFrameLocks xmlns:a="http://schemas.openxmlformats.org/drawingml/2006/main" noChangeAspect="1"/>
+            </wp:cNvGraphicFramePr>
+            <a:graphic xmlns:a="http://schemas.openxmlformats.org/drawingml/2006/main">
+              <a:graphicData uri="http://schemas.openxmlformats.org/drawingml/2006/picture">
+                <pic:pic xmlns:pic="http://schemas.openxmlformats.org/drawingml/2006/picture">
+                  <pic:nvPicPr>
+                    <pic:cNvPr id="13621162" name="Picture 13621162"/>
+                    <pic:cNvPicPr/>
+                  </pic:nvPicPr>
+                  <pic:blipFill>
+                    <a:blip r:embed="rId17">
+                      <a:extLst>
+                        <a:ext uri="{28A0092B-C50C-407E-A947-70E740481C1C}">
+                          <a14:useLocalDpi xmlns:a14="http://schemas.microsoft.com/office/drawing/2010/main"/>
+                        </a:ext>
+                      </a:extLst>
+                    </a:blip>
+                    <a:srcRect b="56060"/>
+                    <a:stretch>
+                      <a:fillRect/>
+                    </a:stretch>
+                  </pic:blipFill>
+                  <pic:spPr>
+                    <a:xfrm>
+                      <a:off x="0" y="0"/>
+                      <a:ext cx="5785556" cy="2546307"/>
+                    </a:xfrm>
+                    <a:prstGeom prst="rect">
+                      <a:avLst/>
+                    </a:prstGeom>
+                  </pic:spPr>
+                </pic:pic>
+              </a:graphicData>
+            </a:graphic>
+          </wp:inline>
+        </w:drawing>
+      </w:r>
+    </w:p>
+    <w:p>
+      <w:pPr>
         <w:pStyle w:val="Ttulo2"/>
         <w:rPr>
           <w:rStyle w:val="Ttulo2Car"/>
@@ -952,127 +1067,494 @@
         <w:rPr>
           <w:rStyle w:val="Ttulo2Car"/>
         </w:rPr>
+        <w:t>Parte II</w:t>
+      </w:r>
+      <w:r>
+        <w:rPr>
+          <w:rStyle w:val="Ttulo2Car"/>
+        </w:rPr>
+        <w:t xml:space="preserve"> (25%)</w:t>
+      </w:r>
+    </w:p>
+    <w:p>
+      <w:r>
+        <w:rPr>
+          <w:lang w:val="es-ES"/>
+        </w:rPr>
+        <w:t>Implementar una subrutina donde se reciben dos cadenas, la primera está direccionada por edx y tiene la cadena de origen, la segunda está direccionada por edi y tiene la cadena de destino, se debe de tomar la cadena origen e invertirla y guardarla en la cadena</w:t>
+      </w:r>
+      <w:r>
+        <w:rPr>
+          <w:lang w:val="es-ES"/>
+        </w:rPr>
+        <w:t xml:space="preserve"> </w:t>
+      </w:r>
+      <w:r>
+        <w:rPr>
+          <w:lang w:val="es-ES"/>
+        </w:rPr>
+        <w:t>destino, al final se debe mostrar en terminal.</w:t>
+      </w:r>
+    </w:p>
+    <w:bookmarkStart w:id="4" w:name="_MON_1836122718"/>
+    <w:bookmarkEnd w:id="4"/>
+    <w:p>
+      <w:pPr>
+        <w:rPr>
+          <w:rFonts w:ascii="Proxima Nova" w:eastAsia="Proxima Nova" w:hAnsi="Proxima Nova" w:cs="Proxima Nova"/>
+          <w:u w:val="single"/>
+        </w:rPr>
+      </w:pPr>
+      <w:r>
+        <w:rPr>
+          <w:rFonts w:ascii="Proxima Nova" w:eastAsia="Proxima Nova" w:hAnsi="Proxima Nova" w:cs="Proxima Nova"/>
+        </w:rPr>
+        <w:object w:dxaOrig="12240" w:dyaOrig="4275" w14:anchorId="6B026EA6">
+          <v:shape id="_x0000_i1027" type="#_x0000_t75" style="width:405.6pt;height:140.8pt" o:ole="">
+            <v:imagedata r:id="rId18" o:title=""/>
+          </v:shape>
+          <o:OLEObject Type="Embed" ProgID="Word.OpenDocumentText.12" ShapeID="_x0000_i1027" DrawAspect="Content" ObjectID="_1838802640" r:id="rId19"/>
+        </w:object>
+      </w:r>
+    </w:p>
+    <w:p>
+      <w:bookmarkStart w:id="5" w:name="_MON_1836122730"/>
+      <w:bookmarkEnd w:id="5"/>
+    </w:p>
+    <w:p>
+      <w:r>
+        <w:rPr>
+          <w:rFonts w:ascii="Proxima Nova" w:eastAsia="Proxima Nova" w:hAnsi="Proxima Nova" w:cs="Proxima Nova"/>
+        </w:rPr>
+        <w:object w:dxaOrig="12240" w:dyaOrig="9120" w14:anchorId="55B200E1">
+          <v:shape id="_x0000_i1028" type="#_x0000_t75" style="width:405.6pt;height:300pt" o:ole="">
+            <v:imagedata r:id="rId20" o:title=""/>
+          </v:shape>
+          <o:OLEObject Type="Embed" ProgID="Word.OpenDocumentText.12" ShapeID="_x0000_i1028" DrawAspect="Content" ObjectID="_1838802641" r:id="rId21"/>
+        </w:object>
+      </w:r>
+    </w:p>
+    <w:p/>
+    <w:p>
+      <w:r>
+        <w:rPr>
+          <w:lang w:val="es-ES"/>
+        </w:rPr>
+        <w:t>En terminal se debera de mostrar lo siguiente.</w:t>
+      </w:r>
+    </w:p>
+    <w:p>
+      <w:r>
+        <w:rPr>
+          <w:noProof/>
+        </w:rPr>
+        <w:drawing>
+          <wp:inline distT="0" distB="0" distL="0" distR="0" wp14:anchorId="56C3982F" wp14:editId="04A9B347">
+            <wp:extent cx="5857875" cy="787405"/>
+            <wp:effectExtent l="0" t="0" r="0" b="0"/>
+            <wp:docPr id="9151629" name="drawing"/>
+            <wp:cNvGraphicFramePr>
+              <a:graphicFrameLocks xmlns:a="http://schemas.openxmlformats.org/drawingml/2006/main" noChangeAspect="1"/>
+            </wp:cNvGraphicFramePr>
+            <a:graphic xmlns:a="http://schemas.openxmlformats.org/drawingml/2006/main">
+              <a:graphicData uri="http://schemas.openxmlformats.org/drawingml/2006/picture">
+                <pic:pic xmlns:pic="http://schemas.openxmlformats.org/drawingml/2006/picture">
+                  <pic:nvPicPr>
+                    <pic:cNvPr id="1415319153" name="Picture 1415319153"/>
+                    <pic:cNvPicPr/>
+                  </pic:nvPicPr>
+                  <pic:blipFill>
+                    <a:blip r:embed="rId17">
+                      <a:extLst>
+                        <a:ext uri="{28A0092B-C50C-407E-A947-70E740481C1C}">
+                          <a14:useLocalDpi xmlns:a14="http://schemas.microsoft.com/office/drawing/2010/main"/>
+                        </a:ext>
+                      </a:extLst>
+                    </a:blip>
+                    <a:srcRect t="43290" b="43290"/>
+                    <a:stretch>
+                      <a:fillRect/>
+                    </a:stretch>
+                  </pic:blipFill>
+                  <pic:spPr>
+                    <a:xfrm>
+                      <a:off x="0" y="0"/>
+                      <a:ext cx="5857875" cy="787405"/>
+                    </a:xfrm>
+                    <a:prstGeom prst="rect">
+                      <a:avLst/>
+                    </a:prstGeom>
+                  </pic:spPr>
+                </pic:pic>
+              </a:graphicData>
+            </a:graphic>
+          </wp:inline>
+        </w:drawing>
+      </w:r>
+    </w:p>
+    <w:p>
+      <w:pPr>
+        <w:pStyle w:val="Ttulo2"/>
+      </w:pPr>
+      <w:r>
+        <w:t xml:space="preserve">Parte III </w:t>
+      </w:r>
+      <w:r>
+        <w:t>(25%)</w:t>
+      </w:r>
+    </w:p>
+    <w:p>
+      <w:r>
+        <w:rPr>
+          <w:lang w:val="es-ES"/>
+        </w:rPr>
+        <w:t>Implementar una subrutina que reciba una cadena de texto</w:t>
+      </w:r>
+      <w:r>
+        <w:rPr>
+          <w:lang w:val="es-ES"/>
+        </w:rPr>
+        <w:t xml:space="preserve"> </w:t>
+      </w:r>
+      <w:r>
+        <w:rPr>
+          <w:lang w:val="es-ES"/>
+        </w:rPr>
+        <w:t>direccionada por edx y la pase a</w:t>
+      </w:r>
+      <w:r>
+        <w:rPr>
+          <w:lang w:val="es-ES"/>
+        </w:rPr>
+        <w:t xml:space="preserve"> </w:t>
+      </w:r>
+      <w:r>
+        <w:rPr>
+          <w:lang w:val="es-ES"/>
+        </w:rPr>
+        <w:t xml:space="preserve">mayúsculas, al final se debe mostrar en terminar con new_puts. </w:t>
+      </w:r>
+    </w:p>
+    <w:p/>
+    <w:bookmarkStart w:id="6" w:name="_MON_1836122806"/>
+    <w:bookmarkEnd w:id="6"/>
+    <w:p>
+      <w:pPr>
+        <w:rPr>
+          <w:rFonts w:ascii="Proxima Nova" w:eastAsia="Proxima Nova" w:hAnsi="Proxima Nova" w:cs="Proxima Nova"/>
+          <w:u w:val="single"/>
+        </w:rPr>
+      </w:pPr>
+      <w:r>
+        <w:rPr>
+          <w:rFonts w:ascii="Proxima Nova" w:eastAsia="Proxima Nova" w:hAnsi="Proxima Nova" w:cs="Proxima Nova"/>
+        </w:rPr>
+        <w:object w:dxaOrig="12240" w:dyaOrig="5985" w14:anchorId="728801A6">
+          <v:shape id="_x0000_i1029" type="#_x0000_t75" style="width:405.6pt;height:196.8pt" o:ole="">
+            <v:imagedata r:id="rId22" o:title=""/>
+          </v:shape>
+          <o:OLEObject Type="Embed" ProgID="Word.OpenDocumentText.12" ShapeID="_x0000_i1029" DrawAspect="Content" ObjectID="_1838802642" r:id="rId23"/>
+        </w:object>
+      </w:r>
+    </w:p>
+    <w:bookmarkStart w:id="7" w:name="_MON_1836122879"/>
+    <w:bookmarkEnd w:id="7"/>
+    <w:p>
+      <w:r>
+        <w:rPr>
+          <w:rFonts w:ascii="Proxima Nova" w:eastAsia="Proxima Nova" w:hAnsi="Proxima Nova" w:cs="Proxima Nova"/>
+        </w:rPr>
+        <w:object w:dxaOrig="12240" w:dyaOrig="3990" w14:anchorId="6E9B9C11">
+          <v:shape id="_x0000_i1030" type="#_x0000_t75" style="width:405.6pt;height:131.6pt" o:ole="">
+            <v:imagedata r:id="rId24" o:title=""/>
+          </v:shape>
+          <o:OLEObject Type="Embed" ProgID="Word.OpenDocumentText.12" ShapeID="_x0000_i1030" DrawAspect="Content" ObjectID="_1838802643" r:id="rId25"/>
+        </w:object>
+      </w:r>
+    </w:p>
+    <w:p>
+      <w:r>
+        <w:rPr>
+          <w:lang w:val="es-ES"/>
+        </w:rPr>
+        <w:t>En terminal se debera de mostrar lo siguiente.</w:t>
+      </w:r>
+    </w:p>
+    <w:p>
+      <w:r>
+        <w:rPr>
+          <w:noProof/>
+        </w:rPr>
+        <w:drawing>
+          <wp:inline distT="0" distB="0" distL="0" distR="0" wp14:anchorId="4F95283A" wp14:editId="59408DAC">
+            <wp:extent cx="5151438" cy="678413"/>
+            <wp:effectExtent l="0" t="0" r="0" b="0"/>
+            <wp:docPr id="1913893490" name="drawing"/>
+            <wp:cNvGraphicFramePr>
+              <a:graphicFrameLocks xmlns:a="http://schemas.openxmlformats.org/drawingml/2006/main" noChangeAspect="1"/>
+            </wp:cNvGraphicFramePr>
+            <a:graphic xmlns:a="http://schemas.openxmlformats.org/drawingml/2006/main">
+              <a:graphicData uri="http://schemas.openxmlformats.org/drawingml/2006/picture">
+                <pic:pic xmlns:pic="http://schemas.openxmlformats.org/drawingml/2006/picture">
+                  <pic:nvPicPr>
+                    <pic:cNvPr id="1415319153" name="Picture 1415319153"/>
+                    <pic:cNvPicPr/>
+                  </pic:nvPicPr>
+                  <pic:blipFill>
+                    <a:blip r:embed="rId17">
+                      <a:extLst>
+                        <a:ext uri="{28A0092B-C50C-407E-A947-70E740481C1C}">
+                          <a14:useLocalDpi xmlns:a14="http://schemas.microsoft.com/office/drawing/2010/main"/>
+                        </a:ext>
+                      </a:extLst>
+                    </a:blip>
+                    <a:srcRect t="56789" b="30063"/>
+                    <a:stretch>
+                      <a:fillRect/>
+                    </a:stretch>
+                  </pic:blipFill>
+                  <pic:spPr>
+                    <a:xfrm>
+                      <a:off x="0" y="0"/>
+                      <a:ext cx="5151438" cy="678413"/>
+                    </a:xfrm>
+                    <a:prstGeom prst="rect">
+                      <a:avLst/>
+                    </a:prstGeom>
+                  </pic:spPr>
+                </pic:pic>
+              </a:graphicData>
+            </a:graphic>
+          </wp:inline>
+        </w:drawing>
+      </w:r>
+    </w:p>
+    <w:p>
+      <w:pPr>
+        <w:pStyle w:val="Ttulo2"/>
+      </w:pPr>
+      <w:r>
+        <w:t xml:space="preserve">Parte IV </w:t>
+      </w:r>
+      <w:r>
+        <w:t>(25%)</w:t>
+      </w:r>
+    </w:p>
+    <w:p>
+      <w:r>
+        <w:rPr>
+          <w:lang w:val="es-ES"/>
+        </w:rPr>
+        <w:t>Implementar una subrutina que reciba una cadena de texto</w:t>
+      </w:r>
+      <w:r>
+        <w:rPr>
+          <w:lang w:val="es-ES"/>
+        </w:rPr>
+        <w:t xml:space="preserve"> </w:t>
+      </w:r>
+      <w:r>
+        <w:rPr>
+          <w:lang w:val="es-ES"/>
+        </w:rPr>
+        <w:t>direccionada por edx, debe contar</w:t>
+      </w:r>
+      <w:r>
+        <w:rPr>
+          <w:lang w:val="es-ES"/>
+        </w:rPr>
+        <w:t xml:space="preserve"> </w:t>
+      </w:r>
+      <w:r>
+        <w:rPr>
+          <w:lang w:val="es-ES"/>
+        </w:rPr>
+        <w:t>cuantas vocales aparecen en la</w:t>
+      </w:r>
+      <w:r>
+        <w:rPr>
+          <w:lang w:val="es-ES"/>
+        </w:rPr>
+        <w:t xml:space="preserve"> </w:t>
+      </w:r>
+      <w:r>
+        <w:rPr>
+          <w:lang w:val="es-ES"/>
+        </w:rPr>
+        <w:t>cadena, debe mostrar la cantidad individual y total de ellas.</w:t>
+      </w:r>
+    </w:p>
+    <w:bookmarkStart w:id="8" w:name="_MON_1836122986"/>
+    <w:bookmarkEnd w:id="8"/>
+    <w:p>
+      <w:pPr>
+        <w:rPr>
+          <w:rFonts w:ascii="Proxima Nova" w:eastAsia="Proxima Nova" w:hAnsi="Proxima Nova" w:cs="Proxima Nova"/>
+          <w:u w:val="single"/>
+        </w:rPr>
+      </w:pPr>
+      <w:r>
+        <w:rPr>
+          <w:rFonts w:ascii="Proxima Nova" w:eastAsia="Proxima Nova" w:hAnsi="Proxima Nova" w:cs="Proxima Nova"/>
+        </w:rPr>
+        <w:object w:dxaOrig="12240" w:dyaOrig="2850" w14:anchorId="1D741BE1">
+          <v:shape id="_x0000_i1031" type="#_x0000_t75" style="width:405.6pt;height:93.6pt" o:ole="">
+            <v:imagedata r:id="rId26" o:title=""/>
+          </v:shape>
+          <o:OLEObject Type="Embed" ProgID="Word.OpenDocumentText.12" ShapeID="_x0000_i1031" DrawAspect="Content" ObjectID="_1838802644" r:id="rId27"/>
+        </w:object>
+      </w:r>
+    </w:p>
+    <w:bookmarkStart w:id="9" w:name="_MON_1836122999"/>
+    <w:bookmarkEnd w:id="9"/>
+    <w:p>
+      <w:pPr>
+        <w:rPr>
+          <w:rFonts w:ascii="Proxima Nova" w:eastAsia="Proxima Nova" w:hAnsi="Proxima Nova" w:cs="Proxima Nova"/>
+          <w:u w:val="single"/>
+        </w:rPr>
+      </w:pPr>
+      <w:r>
+        <w:rPr>
+          <w:rFonts w:ascii="Proxima Nova" w:eastAsia="Proxima Nova" w:hAnsi="Proxima Nova" w:cs="Proxima Nova"/>
+        </w:rPr>
+        <w:object w:dxaOrig="12240" w:dyaOrig="12540" w14:anchorId="08A14D99">
+          <v:shape id="_x0000_i1032" type="#_x0000_t75" style="width:405.6pt;height:412.4pt" o:ole="">
+            <v:imagedata r:id="rId28" o:title=""/>
+          </v:shape>
+          <o:OLEObject Type="Embed" ProgID="Word.OpenDocumentText.12" ShapeID="_x0000_i1032" DrawAspect="Content" ObjectID="_1838802645" r:id="rId29"/>
+        </w:object>
+      </w:r>
+    </w:p>
+    <w:p>
+      <w:pPr>
+        <w:rPr>
+          <w:rFonts w:ascii="Proxima Nova" w:eastAsia="Proxima Nova" w:hAnsi="Proxima Nova" w:cs="Proxima Nova"/>
+          <w:u w:val="single"/>
+        </w:rPr>
+      </w:pPr>
+      <w:bookmarkStart w:id="10" w:name="_MON_1836123254"/>
+      <w:bookmarkEnd w:id="10"/>
+    </w:p>
+    <w:p>
+      <w:pPr>
+        <w:rPr>
+          <w:rFonts w:ascii="Proxima Nova" w:eastAsia="Proxima Nova" w:hAnsi="Proxima Nova" w:cs="Proxima Nova"/>
+        </w:rPr>
+      </w:pPr>
+      <w:r>
+        <w:rPr>
+          <w:rFonts w:ascii="Proxima Nova" w:eastAsia="Proxima Nova" w:hAnsi="Proxima Nova" w:cs="Proxima Nova"/>
+        </w:rPr>
+        <w:object w:dxaOrig="12240" w:dyaOrig="14535" w14:anchorId="393D73F9">
+          <v:shape id="_x0000_i1033" type="#_x0000_t75" style="width:405.6pt;height:478.4pt" o:ole="">
+            <v:imagedata r:id="rId30" o:title=""/>
+          </v:shape>
+          <o:OLEObject Type="Embed" ProgID="Word.OpenDocumentText.12" ShapeID="_x0000_i1033" DrawAspect="Content" ObjectID="_1838802646" r:id="rId31"/>
+        </w:object>
+      </w:r>
+    </w:p>
+    <w:p>
+      <w:pPr>
+        <w:rPr>
+          <w:rFonts w:ascii="Proxima Nova" w:eastAsia="Proxima Nova" w:hAnsi="Proxima Nova" w:cs="Proxima Nova"/>
+        </w:rPr>
+      </w:pPr>
+      <w:r>
+        <w:rPr>
+          <w:rFonts w:ascii="Proxima Nova" w:eastAsia="Proxima Nova" w:hAnsi="Proxima Nova" w:cs="Proxima Nova"/>
+        </w:rPr>
+        <w:br w:type="page"/>
+      </w:r>
+    </w:p>
+    <w:bookmarkStart w:id="11" w:name="_MON_1836123370"/>
+    <w:bookmarkEnd w:id="11"/>
+    <w:p>
+      <w:r>
+        <w:rPr>
+          <w:rFonts w:ascii="Proxima Nova" w:eastAsia="Proxima Nova" w:hAnsi="Proxima Nova" w:cs="Proxima Nova"/>
+        </w:rPr>
+        <w:object w:dxaOrig="12240" w:dyaOrig="15390" w14:anchorId="45E363E0">
+          <v:shape id="_x0000_i1034" type="#_x0000_t75" style="width:405.6pt;height:506.4pt" o:ole="">
+            <v:imagedata r:id="rId32" o:title=""/>
+          </v:shape>
+          <o:OLEObject Type="Embed" ProgID="Word.OpenDocumentText.12" ShapeID="_x0000_i1034" DrawAspect="Content" ObjectID="_1838802647" r:id="rId33"/>
+        </w:object>
+      </w:r>
+    </w:p>
+    <w:p>
+      <w:pPr>
+        <w:rPr>
+          <w:lang w:val="es-ES"/>
+        </w:rPr>
+      </w:pPr>
+    </w:p>
+    <w:p>
+      <w:r>
+        <w:br w:type="page"/>
+      </w:r>
+    </w:p>
+    <w:p>
+      <w:pPr>
+        <w:rPr>
+          <w:lang w:val="es-ES"/>
+        </w:rPr>
+      </w:pPr>
+      <w:r>
+        <w:rPr>
+          <w:lang w:val="es-ES"/>
+        </w:rPr>
         <w:lastRenderedPageBreak/>
-        <w:t>Parte II</w:t>
-      </w:r>
-      <w:r>
-        <w:rPr>
-          <w:rStyle w:val="Ttulo2Car"/>
-        </w:rPr>
-        <w:t xml:space="preserve"> (25%)</w:t>
-      </w:r>
-    </w:p>
-    <w:p>
-      <w:r>
-        <w:t xml:space="preserve">Implementar una subrutina donde se reciben dos cadenas, la primera está direccionada por </w:t>
-      </w:r>
-      <w:proofErr w:type="spellStart"/>
-      <w:r>
-        <w:t>edx</w:t>
-      </w:r>
-      <w:proofErr w:type="spellEnd"/>
-      <w:r>
-        <w:t xml:space="preserve"> y tiene la cadena de origen, la segunda está direccionada por </w:t>
-      </w:r>
-      <w:proofErr w:type="spellStart"/>
-      <w:r>
-        <w:t>edi</w:t>
-      </w:r>
-      <w:proofErr w:type="spellEnd"/>
-      <w:r>
-        <w:t xml:space="preserve"> y tiene la cadena de destino, se debe de tomar la cadena origen e invertirla y guardarla en la cadena</w:t>
-      </w:r>
-      <w:r>
-        <w:t xml:space="preserve"> </w:t>
-      </w:r>
-      <w:r>
-        <w:t>destino, al final se debe mostrar en terminal.</w:t>
-      </w:r>
-    </w:p>
-    <w:p>
-      <w:pPr>
-        <w:pStyle w:val="Ttulo2"/>
-      </w:pPr>
-      <w:r>
-        <w:t xml:space="preserve">Parte III </w:t>
-      </w:r>
-      <w:r>
-        <w:t>(25%)</w:t>
-      </w:r>
-    </w:p>
-    <w:p>
-      <w:r>
-        <w:t>Implementar una subrutina que reciba una cadena de texto</w:t>
-      </w:r>
-      <w:r>
-        <w:t xml:space="preserve"> </w:t>
-      </w:r>
-      <w:r>
-        <w:t xml:space="preserve">direccionada por </w:t>
-      </w:r>
-      <w:proofErr w:type="spellStart"/>
-      <w:r>
-        <w:t>edx</w:t>
-      </w:r>
-      <w:proofErr w:type="spellEnd"/>
-      <w:r>
-        <w:t xml:space="preserve"> y la pase a</w:t>
-      </w:r>
-      <w:r>
-        <w:t xml:space="preserve"> </w:t>
-      </w:r>
-      <w:r>
-        <w:t xml:space="preserve">mayúsculas, al final se debe mostrar en terminar con </w:t>
-      </w:r>
-      <w:proofErr w:type="spellStart"/>
-      <w:r>
-        <w:t>new_puts</w:t>
-      </w:r>
-      <w:proofErr w:type="spellEnd"/>
-      <w:r>
-        <w:t xml:space="preserve">. </w:t>
-      </w:r>
-    </w:p>
-    <w:p>
-      <w:pPr>
-        <w:pStyle w:val="Ttulo2"/>
-      </w:pPr>
-      <w:r>
-        <w:t xml:space="preserve">Parte IV </w:t>
-      </w:r>
-      <w:r>
-        <w:t>(25%)</w:t>
-      </w:r>
-    </w:p>
-    <w:p>
-      <w:r>
-        <w:t>Implementar una subrutina que reciba una cadena de texto</w:t>
-      </w:r>
-      <w:r>
-        <w:t xml:space="preserve"> </w:t>
-      </w:r>
-      <w:r>
-        <w:t xml:space="preserve">direccionada por </w:t>
-      </w:r>
-      <w:proofErr w:type="spellStart"/>
-      <w:r>
-        <w:t>edx</w:t>
-      </w:r>
-      <w:proofErr w:type="spellEnd"/>
-      <w:r>
-        <w:t>, debe contar</w:t>
-      </w:r>
-      <w:r>
-        <w:t xml:space="preserve"> </w:t>
-      </w:r>
-      <w:r>
-        <w:t>cuantas vocales aparecen en la</w:t>
-      </w:r>
-      <w:r>
-        <w:t xml:space="preserve"> </w:t>
-      </w:r>
-      <w:r>
-        <w:t>cadena, debe mostrar la cantidad individual y total de ellas.</w:t>
+        <w:t>En terminal se debera de mostrar lo siguiente.</w:t>
+      </w:r>
+    </w:p>
+    <w:p>
+      <w:r>
+        <w:rPr>
+          <w:noProof/>
+        </w:rPr>
+        <w:drawing>
+          <wp:inline distT="0" distB="0" distL="0" distR="0" wp14:anchorId="64D5E321" wp14:editId="59A3A978">
+            <wp:extent cx="5151438" cy="1622866"/>
+            <wp:effectExtent l="0" t="0" r="0" b="0"/>
+            <wp:docPr id="1858737450" name="drawing"/>
+            <wp:cNvGraphicFramePr>
+              <a:graphicFrameLocks xmlns:a="http://schemas.openxmlformats.org/drawingml/2006/main" noChangeAspect="1"/>
+            </wp:cNvGraphicFramePr>
+            <a:graphic xmlns:a="http://schemas.openxmlformats.org/drawingml/2006/main">
+              <a:graphicData uri="http://schemas.openxmlformats.org/drawingml/2006/picture">
+                <pic:pic xmlns:pic="http://schemas.openxmlformats.org/drawingml/2006/picture">
+                  <pic:nvPicPr>
+                    <pic:cNvPr id="1415319153" name="Picture 1415319153"/>
+                    <pic:cNvPicPr/>
+                  </pic:nvPicPr>
+                  <pic:blipFill>
+                    <a:blip r:embed="rId17">
+                      <a:extLst>
+                        <a:ext uri="{28A0092B-C50C-407E-A947-70E740481C1C}">
+                          <a14:useLocalDpi xmlns:a14="http://schemas.microsoft.com/office/drawing/2010/main"/>
+                        </a:ext>
+                      </a:extLst>
+                    </a:blip>
+                    <a:srcRect t="68548"/>
+                    <a:stretch>
+                      <a:fillRect/>
+                    </a:stretch>
+                  </pic:blipFill>
+                  <pic:spPr>
+                    <a:xfrm>
+                      <a:off x="0" y="0"/>
+                      <a:ext cx="5151438" cy="1622866"/>
+                    </a:xfrm>
+                    <a:prstGeom prst="rect">
+                      <a:avLst/>
+                    </a:prstGeom>
+                  </pic:spPr>
+                </pic:pic>
+              </a:graphicData>
+            </a:graphic>
+          </wp:inline>
+        </w:drawing>
       </w:r>
     </w:p>
     <w:p>
@@ -1355,13 +1837,11 @@
           <w:numId w:val="24"/>
         </w:numPr>
       </w:pPr>
-      <w:proofErr w:type="spellStart"/>
-      <w:r>
-        <w:t>dec</w:t>
-      </w:r>
-      <w:proofErr w:type="spellEnd"/>
-      <w:r>
-        <w:t xml:space="preserve"> </w:t>
+      <w:r>
+        <w:rPr>
+          <w:lang w:val="es-ES"/>
+        </w:rPr>
+        <w:t xml:space="preserve">dec </w:t>
       </w:r>
     </w:p>
     <w:p>
@@ -1418,34 +1898,473 @@
           <w:szCs w:val="52"/>
         </w:rPr>
       </w:pPr>
-      <w:bookmarkStart w:id="3" w:name="_Toc223842188"/>
+      <w:bookmarkStart w:id="12" w:name="_Toc223842189"/>
       <w:r>
         <w:rPr>
           <w:rFonts w:ascii="Proxima Nova" w:eastAsia="Proxima Nova" w:hAnsi="Proxima Nova" w:cs="Proxima Nova"/>
           <w:sz w:val="52"/>
           <w:szCs w:val="52"/>
         </w:rPr>
-        <w:t>Conclusiones</w:t>
-      </w:r>
-      <w:bookmarkEnd w:id="3"/>
-    </w:p>
-    <w:p>
-      <w:pPr>
-        <w:rPr>
-          <w:lang w:val="es-MX"/>
-        </w:rPr>
-      </w:pPr>
-      <w:r>
-        <w:rPr>
-          <w:lang w:val="es-MX"/>
-        </w:rPr>
-        <w:t>En esta práctica se logró implementar exitosamente las tres subrutinas solicitadas: captura de una cadena (</w:t>
+        <w:t>Dificultades</w:t>
+      </w:r>
+      <w:bookmarkEnd w:id="12"/>
+    </w:p>
+    <w:p>
+      <w:pPr>
+        <w:rPr>
+          <w:lang w:val="es-MX"/>
+        </w:rPr>
+      </w:pPr>
+      <w:r>
+        <w:rPr>
+          <w:lang w:val="es-MX"/>
+        </w:rPr>
+        <w:t>Durante el desarrollo de esta práctica, se presentaron diversos retos técnicos relacionados con la gestión de memoria de bajo nivel:</w:t>
+      </w:r>
+    </w:p>
+    <w:p>
+      <w:pPr>
+        <w:rPr>
+          <w:lang w:val="es-MX"/>
+        </w:rPr>
+      </w:pPr>
+    </w:p>
+    <w:p>
+      <w:pPr>
+        <w:rPr>
+          <w:lang w:val="es-MX"/>
+        </w:rPr>
+      </w:pPr>
+      <w:r>
+        <w:rPr>
+          <w:lang w:val="es-MX"/>
+        </w:rPr>
+        <w:t xml:space="preserve">Gestión de Contadores: Una de las mayores complicaciones fue determinar la estrategia adecuada para el almacenamiento de los contadores. Se decidió declarar variables específicas en la </w:t>
+      </w:r>
+      <w:proofErr w:type="gramStart"/>
+      <w:r>
+        <w:rPr>
+          <w:lang w:val="es-MX"/>
+        </w:rPr>
+        <w:t>sección .</w:t>
       </w:r>
       <w:proofErr w:type="spellStart"/>
       <w:r>
         <w:rPr>
           <w:lang w:val="es-MX"/>
         </w:rPr>
+        <w:t>bss</w:t>
+      </w:r>
+      <w:proofErr w:type="spellEnd"/>
+      <w:proofErr w:type="gramEnd"/>
+      <w:r>
+        <w:rPr>
+          <w:lang w:val="es-MX"/>
+        </w:rPr>
+        <w:t xml:space="preserve"> para el contador general y para cada una de las cinco vocales (</w:t>
+      </w:r>
+      <w:proofErr w:type="spellStart"/>
+      <w:r>
+        <w:rPr>
+          <w:lang w:val="es-MX"/>
+        </w:rPr>
+        <w:t>vocal_A</w:t>
+      </w:r>
+      <w:proofErr w:type="spellEnd"/>
+      <w:r>
+        <w:rPr>
+          <w:lang w:val="es-MX"/>
+        </w:rPr>
+        <w:t xml:space="preserve"> a </w:t>
+      </w:r>
+      <w:proofErr w:type="spellStart"/>
+      <w:r>
+        <w:rPr>
+          <w:lang w:val="es-MX"/>
+        </w:rPr>
+        <w:t>vocal_U</w:t>
+      </w:r>
+      <w:proofErr w:type="spellEnd"/>
+      <w:r>
+        <w:rPr>
+          <w:lang w:val="es-MX"/>
+        </w:rPr>
+        <w:t>), asegurando que los valores no se perdieran al limpiar los registros entre subrutinas.</w:t>
+      </w:r>
+    </w:p>
+    <w:p>
+      <w:pPr>
+        <w:rPr>
+          <w:lang w:val="es-MX"/>
+        </w:rPr>
+      </w:pPr>
+    </w:p>
+    <w:p>
+      <w:pPr>
+        <w:rPr>
+          <w:lang w:val="es-MX"/>
+        </w:rPr>
+      </w:pPr>
+      <w:r>
+        <w:rPr>
+          <w:lang w:val="es-MX"/>
+        </w:rPr>
+        <w:lastRenderedPageBreak/>
+        <w:t>Manejo de Punteros e Índices: El uso de direccionamiento indirecto ([</w:t>
+      </w:r>
+      <w:proofErr w:type="spellStart"/>
+      <w:r>
+        <w:rPr>
+          <w:lang w:val="es-MX"/>
+        </w:rPr>
+        <w:t>edx</w:t>
+      </w:r>
+      <w:proofErr w:type="spellEnd"/>
+      <w:r>
+        <w:rPr>
+          <w:lang w:val="es-MX"/>
+        </w:rPr>
+        <w:t xml:space="preserve"> + </w:t>
+      </w:r>
+      <w:proofErr w:type="spellStart"/>
+      <w:r>
+        <w:rPr>
+          <w:lang w:val="es-MX"/>
+        </w:rPr>
+        <w:t>edi</w:t>
+      </w:r>
+      <w:proofErr w:type="spellEnd"/>
+      <w:r>
+        <w:rPr>
+          <w:lang w:val="es-MX"/>
+        </w:rPr>
+        <w:t>]) requirió un control estricto de los registros de índice para evitar el acceso a posiciones de memoria fuera del rango de las cadenas definidas (254 bytes).</w:t>
+      </w:r>
+    </w:p>
+    <w:p>
+      <w:pPr>
+        <w:rPr>
+          <w:lang w:val="es-MX"/>
+        </w:rPr>
+      </w:pPr>
+    </w:p>
+    <w:p>
+      <w:pPr>
+        <w:rPr>
+          <w:lang w:val="es-MX"/>
+        </w:rPr>
+      </w:pPr>
+      <w:r>
+        <w:rPr>
+          <w:lang w:val="es-MX"/>
+        </w:rPr>
+        <w:t>Inversión de Cadena (Pila vs. Registros): La lógica para invertir la cadena implicó un manejo preciso del Stack (Pila). El reto consistió en empujar (</w:t>
+      </w:r>
+      <w:proofErr w:type="spellStart"/>
+      <w:r>
+        <w:rPr>
+          <w:lang w:val="es-MX"/>
+        </w:rPr>
+        <w:t>push</w:t>
+      </w:r>
+      <w:proofErr w:type="spellEnd"/>
+      <w:r>
+        <w:rPr>
+          <w:lang w:val="es-MX"/>
+        </w:rPr>
+        <w:t>) los caracteres de forma secuencial y extraerlos (pop) correctamente para lograr el orden inverso sin corromper otros registros activos.</w:t>
+      </w:r>
+    </w:p>
+    <w:p>
+      <w:pPr>
+        <w:rPr>
+          <w:lang w:val="es-MX"/>
+        </w:rPr>
+      </w:pPr>
+    </w:p>
+    <w:p>
+      <w:pPr>
+        <w:rPr>
+          <w:lang w:val="es-MX"/>
+        </w:rPr>
+      </w:pPr>
+      <w:r>
+        <w:rPr>
+          <w:lang w:val="es-MX"/>
+        </w:rPr>
+        <w:t>Conversión de Caracteres (Casting): En el proceso de "Upper Casting", se debió tener cuidado con el valor ASCII de los espacios (32) y otros caracteres no alfabéticos para evitar restas accidentales que resultaran en caracteres no imprimibles.</w:t>
+      </w:r>
+    </w:p>
+    <w:p>
+      <w:pPr>
+        <w:rPr>
+          <w:lang w:val="es-MX"/>
+        </w:rPr>
+      </w:pPr>
+    </w:p>
+    <w:p>
+      <w:pPr>
+        <w:rPr>
+          <w:lang w:val="es-MX"/>
+        </w:rPr>
+      </w:pPr>
+      <w:r>
+        <w:rPr>
+          <w:lang w:val="es-MX"/>
+        </w:rPr>
+        <w:t xml:space="preserve">Al principio resultó complejo </w:t>
+      </w:r>
+      <w:r>
+        <w:rPr>
+          <w:lang w:val="es-MX"/>
+        </w:rPr>
+        <w:t xml:space="preserve">utilizar los registros </w:t>
+      </w:r>
+      <w:proofErr w:type="spellStart"/>
+      <w:r>
+        <w:rPr>
+          <w:lang w:val="es-MX"/>
+        </w:rPr>
+        <w:t>edi</w:t>
+      </w:r>
+      <w:proofErr w:type="spellEnd"/>
+      <w:r>
+        <w:rPr>
+          <w:lang w:val="es-MX"/>
+        </w:rPr>
+        <w:t xml:space="preserve"> y </w:t>
+      </w:r>
+      <w:proofErr w:type="spellStart"/>
+      <w:r>
+        <w:rPr>
+          <w:lang w:val="es-MX"/>
+        </w:rPr>
+        <w:t>esi</w:t>
+      </w:r>
+      <w:proofErr w:type="spellEnd"/>
+      <w:r>
+        <w:rPr>
+          <w:lang w:val="es-MX"/>
+        </w:rPr>
+        <w:t xml:space="preserve"> porque nunca se </w:t>
+      </w:r>
+      <w:r>
+        <w:rPr>
+          <w:lang w:val="es-MX"/>
+        </w:rPr>
+        <w:t>preguntó</w:t>
+      </w:r>
+      <w:r>
+        <w:rPr>
+          <w:lang w:val="es-MX"/>
+        </w:rPr>
+        <w:t xml:space="preserve"> </w:t>
+      </w:r>
+      <w:r>
+        <w:rPr>
+          <w:lang w:val="es-MX"/>
+        </w:rPr>
+        <w:t>dónde</w:t>
+      </w:r>
+      <w:r>
+        <w:rPr>
+          <w:lang w:val="es-MX"/>
+        </w:rPr>
+        <w:t xml:space="preserve"> se inicializaban y se daba por </w:t>
+      </w:r>
+      <w:r>
+        <w:rPr>
+          <w:lang w:val="es-MX"/>
+        </w:rPr>
+        <w:t>hecho</w:t>
+      </w:r>
+      <w:r>
+        <w:rPr>
+          <w:lang w:val="es-MX"/>
+        </w:rPr>
+        <w:t xml:space="preserve"> que al momento de utilizar </w:t>
+      </w:r>
+      <w:proofErr w:type="spellStart"/>
+      <w:r>
+        <w:rPr>
+          <w:lang w:val="es-MX"/>
+        </w:rPr>
+        <w:t>getche</w:t>
+      </w:r>
+      <w:proofErr w:type="spellEnd"/>
+      <w:r>
+        <w:rPr>
+          <w:lang w:val="es-MX"/>
+        </w:rPr>
+        <w:t xml:space="preserve"> se iniciaba</w:t>
+      </w:r>
+      <w:r>
+        <w:rPr>
+          <w:lang w:val="es-MX"/>
+        </w:rPr>
+        <w:t xml:space="preserve"> además </w:t>
+      </w:r>
+      <w:r>
+        <w:rPr>
+          <w:lang w:val="es-MX"/>
+        </w:rPr>
+        <w:t>de coordinar</w:t>
+      </w:r>
+      <w:r>
+        <w:rPr>
+          <w:lang w:val="es-MX"/>
+        </w:rPr>
+        <w:t xml:space="preserve"> los registros </w:t>
+      </w:r>
+      <w:proofErr w:type="spellStart"/>
+      <w:r>
+        <w:rPr>
+          <w:lang w:val="es-MX"/>
+        </w:rPr>
+        <w:t>esi</w:t>
+      </w:r>
+      <w:proofErr w:type="spellEnd"/>
+      <w:r>
+        <w:rPr>
+          <w:lang w:val="es-MX"/>
+        </w:rPr>
+        <w:t xml:space="preserve"> y </w:t>
+      </w:r>
+      <w:proofErr w:type="spellStart"/>
+      <w:r>
+        <w:rPr>
+          <w:lang w:val="es-MX"/>
+        </w:rPr>
+        <w:t>edi</w:t>
+      </w:r>
+      <w:proofErr w:type="spellEnd"/>
+      <w:r>
+        <w:rPr>
+          <w:lang w:val="es-MX"/>
+        </w:rPr>
+        <w:t xml:space="preserve"> para recorrer la cadena desde ambos extremos sin perderse, especialmente al momento de detener el ciclo cuando los índices se cruzaban.</w:t>
+      </w:r>
+    </w:p>
+    <w:p>
+      <w:pPr>
+        <w:rPr>
+          <w:lang w:val="es-MX"/>
+        </w:rPr>
+      </w:pPr>
+    </w:p>
+    <w:p>
+      <w:pPr>
+        <w:rPr>
+          <w:lang w:val="es-MX"/>
+        </w:rPr>
+      </w:pPr>
+      <w:r>
+        <w:rPr>
+          <w:lang w:val="es-MX"/>
+        </w:rPr>
+        <w:t xml:space="preserve">Se solucionó utilizando </w:t>
+      </w:r>
+      <w:proofErr w:type="spellStart"/>
+      <w:r>
+        <w:rPr>
+          <w:lang w:val="es-MX"/>
+        </w:rPr>
+        <w:t>cmp</w:t>
+      </w:r>
+      <w:proofErr w:type="spellEnd"/>
+      <w:r>
+        <w:rPr>
+          <w:lang w:val="es-MX"/>
+        </w:rPr>
+        <w:t xml:space="preserve"> </w:t>
+      </w:r>
+      <w:proofErr w:type="spellStart"/>
+      <w:r>
+        <w:rPr>
+          <w:lang w:val="es-MX"/>
+        </w:rPr>
+        <w:t>esi</w:t>
+      </w:r>
+      <w:proofErr w:type="spellEnd"/>
+      <w:r>
+        <w:rPr>
+          <w:lang w:val="es-MX"/>
+        </w:rPr>
+        <w:t xml:space="preserve">, </w:t>
+      </w:r>
+      <w:proofErr w:type="spellStart"/>
+      <w:r>
+        <w:rPr>
+          <w:lang w:val="es-MX"/>
+        </w:rPr>
+        <w:t>edi</w:t>
+      </w:r>
+      <w:proofErr w:type="spellEnd"/>
+      <w:r>
+        <w:rPr>
+          <w:lang w:val="es-MX"/>
+        </w:rPr>
+        <w:t xml:space="preserve"> y saltos condicionales (je, </w:t>
+      </w:r>
+      <w:proofErr w:type="spellStart"/>
+      <w:r>
+        <w:rPr>
+          <w:lang w:val="es-MX"/>
+        </w:rPr>
+        <w:t>jne</w:t>
+      </w:r>
+      <w:proofErr w:type="spellEnd"/>
+      <w:r>
+        <w:rPr>
+          <w:lang w:val="es-MX"/>
+        </w:rPr>
+        <w:t>) para decidir cuándo terminar.</w:t>
+      </w:r>
+    </w:p>
+    <w:p>
+      <w:pPr>
+        <w:rPr>
+          <w:lang w:val="es-MX"/>
+        </w:rPr>
+      </w:pPr>
+    </w:p>
+    <w:p>
+      <w:pPr>
+        <w:rPr>
+          <w:lang w:val="es-MX"/>
+        </w:rPr>
+      </w:pPr>
+      <w:r>
+        <w:rPr>
+          <w:lang w:val="es-MX"/>
+        </w:rPr>
+        <w:t>Uso del delimitador personalizado</w:t>
+      </w:r>
+    </w:p>
+    <w:p>
+      <w:pPr>
+        <w:rPr>
+          <w:lang w:val="es-MX"/>
+        </w:rPr>
+      </w:pPr>
+    </w:p>
+    <w:p>
+      <w:pPr>
+        <w:rPr>
+          <w:lang w:val="es-MX"/>
+        </w:rPr>
+      </w:pPr>
+      <w:r>
+        <w:rPr>
+          <w:lang w:val="es-MX"/>
+        </w:rPr>
+        <w:t xml:space="preserve">La decisión de usar el carácter '+' como fin de captura, en lugar del tradicional Enter, obligó a modificar tanto </w:t>
+      </w:r>
+      <w:proofErr w:type="spellStart"/>
+      <w:r>
+        <w:rPr>
+          <w:lang w:val="es-MX"/>
+        </w:rPr>
         <w:t>inputStr</w:t>
       </w:r>
       <w:proofErr w:type="spellEnd"/>
@@ -1453,7 +2372,7 @@
         <w:rPr>
           <w:lang w:val="es-MX"/>
         </w:rPr>
-        <w:t>), visualización de esta (</w:t>
+        <w:t xml:space="preserve"> como </w:t>
       </w:r>
       <w:proofErr w:type="spellStart"/>
       <w:r>
@@ -1467,476 +2386,374 @@
         <w:rPr>
           <w:lang w:val="es-MX"/>
         </w:rPr>
-        <w:t xml:space="preserve">) y detección de palíndromos </w:t>
-      </w:r>
+        <w:t xml:space="preserve"> para que ambas reconocieran el mismo símbolo.</w:t>
+      </w:r>
+    </w:p>
+    <w:p>
+      <w:pPr>
+        <w:rPr>
+          <w:lang w:val="es-MX"/>
+        </w:rPr>
+      </w:pPr>
+    </w:p>
+    <w:p>
+      <w:pPr>
+        <w:rPr>
+          <w:lang w:val="es-MX"/>
+        </w:rPr>
+      </w:pPr>
+      <w:r>
+        <w:rPr>
+          <w:lang w:val="es-MX"/>
+        </w:rPr>
+        <w:t xml:space="preserve">Fue necesario asegurar que el terminador nulo (0) se agregara después del último carácter capturado, para poder utilizar </w:t>
+      </w:r>
+      <w:proofErr w:type="spellStart"/>
+      <w:r>
+        <w:rPr>
+          <w:lang w:val="es-MX"/>
+        </w:rPr>
+        <w:t>puts</w:t>
+      </w:r>
+      <w:proofErr w:type="spellEnd"/>
+      <w:r>
+        <w:rPr>
+          <w:lang w:val="es-MX"/>
+        </w:rPr>
+        <w:t xml:space="preserve"> de la librería</w:t>
+      </w:r>
+      <w:r>
+        <w:rPr>
+          <w:lang w:val="es-MX"/>
+        </w:rPr>
+        <w:t xml:space="preserve"> sin problemas.</w:t>
+      </w:r>
+    </w:p>
+    <w:p>
+      <w:pPr>
+        <w:rPr>
+          <w:lang w:val="es-MX"/>
+        </w:rPr>
+      </w:pPr>
+    </w:p>
+    <w:p>
+      <w:pPr>
+        <w:rPr>
+          <w:lang w:val="es-MX"/>
+        </w:rPr>
+      </w:pPr>
+      <w:r>
+        <w:rPr>
+          <w:lang w:val="es-MX"/>
+        </w:rPr>
+        <w:t>Coordinación entre subrutinas</w:t>
+      </w:r>
+    </w:p>
+    <w:p>
+      <w:pPr>
+        <w:rPr>
+          <w:lang w:val="es-MX"/>
+        </w:rPr>
+      </w:pPr>
+    </w:p>
+    <w:p>
+      <w:pPr>
+        <w:rPr>
+          <w:lang w:val="es-MX"/>
+        </w:rPr>
+      </w:pPr>
+      <w:r>
+        <w:rPr>
+          <w:lang w:val="es-MX"/>
+        </w:rPr>
+        <w:t xml:space="preserve">Al principio, </w:t>
+      </w:r>
+      <w:proofErr w:type="spellStart"/>
+      <w:r>
+        <w:rPr>
+          <w:lang w:val="es-MX"/>
+        </w:rPr>
+        <w:t>inputStr</w:t>
+      </w:r>
+      <w:proofErr w:type="spellEnd"/>
+      <w:r>
+        <w:rPr>
+          <w:lang w:val="es-MX"/>
+        </w:rPr>
+        <w:t xml:space="preserve"> no retornaba la longitud de la cadena, lo que dificultaba su uso en </w:t>
+      </w:r>
+      <w:proofErr w:type="spellStart"/>
+      <w:r>
+        <w:rPr>
+          <w:lang w:val="es-MX"/>
+        </w:rPr>
+        <w:t>palindromo</w:t>
+      </w:r>
+      <w:proofErr w:type="spellEnd"/>
+      <w:r>
+        <w:rPr>
+          <w:lang w:val="es-MX"/>
+        </w:rPr>
+        <w:t xml:space="preserve">. Se corrigió almacenando la longitud en </w:t>
+      </w:r>
+      <w:proofErr w:type="spellStart"/>
+      <w:r>
+        <w:rPr>
+          <w:lang w:val="es-MX"/>
+        </w:rPr>
+        <w:t>edi</w:t>
+      </w:r>
+      <w:proofErr w:type="spellEnd"/>
+      <w:r>
+        <w:rPr>
+          <w:lang w:val="es-MX"/>
+        </w:rPr>
+        <w:t xml:space="preserve"> y manteniendo ese valor para la siguiente rutina.</w:t>
+      </w:r>
+    </w:p>
+    <w:p>
+      <w:pPr>
+        <w:rPr>
+          <w:lang w:val="es-MX"/>
+        </w:rPr>
+      </w:pPr>
+    </w:p>
+    <w:p>
+      <w:pPr>
+        <w:rPr>
+          <w:lang w:val="es-MX"/>
+        </w:rPr>
+      </w:pPr>
+      <w:r>
+        <w:rPr>
+          <w:lang w:val="es-MX"/>
+        </w:rPr>
+        <w:t>También hubo que tener cuidado de no modificar registros que contenían valores importantes (como la dirección de la cadena) sin antes preservarlos.</w:t>
+      </w:r>
+    </w:p>
+    <w:p>
+      <w:pPr>
+        <w:rPr>
+          <w:lang w:val="es-MX"/>
+        </w:rPr>
+      </w:pPr>
+    </w:p>
+    <w:p>
+      <w:pPr>
+        <w:rPr>
+          <w:lang w:val="es-MX"/>
+        </w:rPr>
+      </w:pPr>
+      <w:r>
+        <w:rPr>
+          <w:lang w:val="es-MX"/>
+        </w:rPr>
+        <w:t>Control de saltos y bucles</w:t>
+      </w:r>
+    </w:p>
+    <w:p>
+      <w:pPr>
+        <w:rPr>
+          <w:lang w:val="es-MX"/>
+        </w:rPr>
+      </w:pPr>
+    </w:p>
+    <w:p>
+      <w:pPr>
+        <w:rPr>
+          <w:lang w:val="es-MX"/>
+        </w:rPr>
+      </w:pPr>
+      <w:r>
+        <w:rPr>
+          <w:lang w:val="es-MX"/>
+        </w:rPr>
+        <w:t>En ocasiones los bucles no terminaban correctamente debido a comparaciones mal planteadas o a la omisión de incrementos/decrementos.</w:t>
+      </w:r>
+    </w:p>
+    <w:p>
+      <w:pPr>
+        <w:rPr>
+          <w:lang w:val="es-MX"/>
+        </w:rPr>
+      </w:pPr>
+    </w:p>
+    <w:p>
+      <w:pPr>
+        <w:rPr>
+          <w:lang w:val="es-MX"/>
+        </w:rPr>
+      </w:pPr>
       <w:r>
         <w:rPr>
           <w:lang w:val="es-MX"/>
         </w:rPr>
         <w:lastRenderedPageBreak/>
-        <w:t>(</w:t>
+        <w:t>Se depuró cada ciclo verificando manualmente los valores de los registros con pequeños mensajes de prueba (aunque no se incluyen en el código final).</w:t>
+      </w:r>
+    </w:p>
+    <w:p>
+      <w:pPr>
+        <w:rPr>
+          <w:lang w:val="es-MX"/>
+        </w:rPr>
+      </w:pPr>
+    </w:p>
+    <w:p>
+      <w:pPr>
+        <w:rPr>
+          <w:lang w:val="es-MX"/>
+        </w:rPr>
+      </w:pPr>
+      <w:r>
+        <w:rPr>
+          <w:lang w:val="es-MX"/>
+        </w:rPr>
+        <w:t>Compatibilidad con la librería pc_io.inc</w:t>
+      </w:r>
+    </w:p>
+    <w:p>
+      <w:pPr>
+        <w:rPr>
+          <w:lang w:val="es-MX"/>
+        </w:rPr>
+      </w:pPr>
+    </w:p>
+    <w:p>
+      <w:pPr>
+        <w:rPr>
+          <w:lang w:val="es-MX"/>
+        </w:rPr>
+      </w:pPr>
+      <w:r>
+        <w:rPr>
+          <w:lang w:val="es-MX"/>
+        </w:rPr>
+        <w:t xml:space="preserve">Aunque se usaron las funciones </w:t>
       </w:r>
       <w:proofErr w:type="spellStart"/>
       <w:r>
         <w:rPr>
           <w:lang w:val="es-MX"/>
         </w:rPr>
-        <w:t>palindromo</w:t>
+        <w:t>getche</w:t>
       </w:r>
       <w:proofErr w:type="spellEnd"/>
       <w:r>
         <w:rPr>
           <w:lang w:val="es-MX"/>
         </w:rPr>
-        <w:t>), utilizando únicamente las instrucciones permitidas (</w:t>
+        <w:t xml:space="preserve">, </w:t>
       </w:r>
       <w:proofErr w:type="spellStart"/>
       <w:r>
         <w:rPr>
           <w:lang w:val="es-MX"/>
         </w:rPr>
-        <w:t>add</w:t>
+        <w:t>putchar</w:t>
       </w:r>
       <w:proofErr w:type="spellEnd"/>
       <w:r>
         <w:rPr>
           <w:lang w:val="es-MX"/>
         </w:rPr>
-        <w:t xml:space="preserve">, sub, </w:t>
+        <w:t xml:space="preserve"> y </w:t>
       </w:r>
       <w:proofErr w:type="spellStart"/>
       <w:r>
         <w:rPr>
           <w:lang w:val="es-MX"/>
         </w:rPr>
-        <w:t>mov</w:t>
+        <w:t>puts</w:t>
       </w:r>
       <w:proofErr w:type="spellEnd"/>
       <w:r>
         <w:rPr>
           <w:lang w:val="es-MX"/>
         </w:rPr>
-        <w:t xml:space="preserve">, </w:t>
+        <w:t xml:space="preserve"> de la librería, hubo que entender cómo afectaban los registros (por ejemplo, </w:t>
       </w:r>
       <w:proofErr w:type="spellStart"/>
       <w:r>
         <w:rPr>
           <w:lang w:val="es-MX"/>
         </w:rPr>
-        <w:t>jmp</w:t>
+        <w:t>puts</w:t>
       </w:r>
       <w:proofErr w:type="spellEnd"/>
       <w:r>
         <w:rPr>
           <w:lang w:val="es-MX"/>
         </w:rPr>
-        <w:t xml:space="preserve">, </w:t>
+        <w:t xml:space="preserve"> modifica </w:t>
       </w:r>
       <w:proofErr w:type="spellStart"/>
       <w:r>
         <w:rPr>
           <w:lang w:val="es-MX"/>
         </w:rPr>
-        <w:t>cmp</w:t>
+        <w:t>edx</w:t>
       </w:r>
       <w:proofErr w:type="spellEnd"/>
       <w:r>
         <w:rPr>
           <w:lang w:val="es-MX"/>
         </w:rPr>
-        <w:t xml:space="preserve">, je, </w:t>
+        <w:t>) para no perder datos importantes.</w:t>
+      </w:r>
+    </w:p>
+    <w:p>
+      <w:pPr>
+        <w:rPr>
+          <w:lang w:val="es-MX"/>
+        </w:rPr>
+      </w:pPr>
+    </w:p>
+    <w:p>
+      <w:pPr>
+        <w:rPr>
+          <w:lang w:val="es-MX"/>
+        </w:rPr>
+      </w:pPr>
+      <w:r>
+        <w:rPr>
+          <w:lang w:val="es-MX"/>
+        </w:rPr>
+        <w:t xml:space="preserve">Se optó por guardar en </w:t>
       </w:r>
       <w:proofErr w:type="spellStart"/>
       <w:r>
         <w:rPr>
           <w:lang w:val="es-MX"/>
         </w:rPr>
-        <w:t>loop</w:t>
+        <w:t>push</w:t>
       </w:r>
       <w:proofErr w:type="spellEnd"/>
       <w:r>
         <w:rPr>
           <w:lang w:val="es-MX"/>
         </w:rPr>
-        <w:t xml:space="preserve">, </w:t>
-      </w:r>
-      <w:proofErr w:type="spellStart"/>
-      <w:r>
-        <w:rPr>
-          <w:lang w:val="es-MX"/>
-        </w:rPr>
-        <w:t>getch</w:t>
-      </w:r>
-      <w:proofErr w:type="spellEnd"/>
-      <w:r>
-        <w:rPr>
-          <w:lang w:val="es-MX"/>
-        </w:rPr>
-        <w:t xml:space="preserve">, </w:t>
-      </w:r>
-      <w:proofErr w:type="spellStart"/>
-      <w:r>
-        <w:rPr>
-          <w:lang w:val="es-MX"/>
-        </w:rPr>
-        <w:t>getche</w:t>
-      </w:r>
-      <w:proofErr w:type="spellEnd"/>
-      <w:r>
-        <w:rPr>
-          <w:lang w:val="es-MX"/>
-        </w:rPr>
-        <w:t xml:space="preserve">, </w:t>
-      </w:r>
-      <w:proofErr w:type="spellStart"/>
-      <w:r>
-        <w:rPr>
-          <w:lang w:val="es-MX"/>
-        </w:rPr>
-        <w:t>puts</w:t>
-      </w:r>
-      <w:proofErr w:type="spellEnd"/>
-      <w:r>
-        <w:rPr>
-          <w:lang w:val="es-MX"/>
-        </w:rPr>
-        <w:t xml:space="preserve">, </w:t>
-      </w:r>
-      <w:proofErr w:type="spellStart"/>
-      <w:r>
-        <w:rPr>
-          <w:lang w:val="es-MX"/>
-        </w:rPr>
-        <w:t>putchar</w:t>
-      </w:r>
-      <w:proofErr w:type="spellEnd"/>
-      <w:r>
-        <w:rPr>
-          <w:lang w:val="es-MX"/>
-        </w:rPr>
-        <w:t xml:space="preserve">, </w:t>
-      </w:r>
-      <w:proofErr w:type="spellStart"/>
-      <w:r>
-        <w:rPr>
-          <w:lang w:val="es-MX"/>
-        </w:rPr>
-        <w:t>inc</w:t>
-      </w:r>
-      <w:proofErr w:type="spellEnd"/>
-      <w:r>
-        <w:rPr>
-          <w:lang w:val="es-MX"/>
-        </w:rPr>
-        <w:t xml:space="preserve">, </w:t>
-      </w:r>
-      <w:proofErr w:type="spellStart"/>
-      <w:r>
-        <w:rPr>
-          <w:lang w:val="es-MX"/>
-        </w:rPr>
-        <w:t>dec</w:t>
-      </w:r>
-      <w:proofErr w:type="spellEnd"/>
-      <w:r>
-        <w:rPr>
-          <w:lang w:val="es-MX"/>
-        </w:rPr>
-        <w:t>).</w:t>
-      </w:r>
-    </w:p>
-    <w:p>
-      <w:pPr>
-        <w:rPr>
-          <w:lang w:val="es-MX"/>
-        </w:rPr>
-      </w:pPr>
-    </w:p>
-    <w:p>
-      <w:pPr>
-        <w:rPr>
-          <w:lang w:val="es-MX"/>
-        </w:rPr>
-      </w:pPr>
-      <w:r>
-        <w:rPr>
-          <w:lang w:val="es-MX"/>
-        </w:rPr>
-        <w:t>Se puso en práctica el direccionamiento indirecto con registros base más desplazamiento ([</w:t>
-      </w:r>
-      <w:proofErr w:type="spellStart"/>
-      <w:r>
-        <w:rPr>
-          <w:lang w:val="es-MX"/>
-        </w:rPr>
-        <w:t>edx</w:t>
-      </w:r>
-      <w:proofErr w:type="spellEnd"/>
-      <w:r>
-        <w:rPr>
-          <w:lang w:val="es-MX"/>
-        </w:rPr>
-        <w:t xml:space="preserve"> + </w:t>
-      </w:r>
-      <w:proofErr w:type="spellStart"/>
-      <w:r>
-        <w:rPr>
-          <w:lang w:val="es-MX"/>
-        </w:rPr>
-        <w:t>edi</w:t>
-      </w:r>
-      <w:proofErr w:type="spellEnd"/>
-      <w:r>
-        <w:rPr>
-          <w:lang w:val="es-MX"/>
-        </w:rPr>
-        <w:t>]), lo que permitió acceder de manera eficiente a cada carácter de la cadena. Además, se comprendió la importancia de manejar correctamente los registros de propósito general (</w:t>
-      </w:r>
-      <w:proofErr w:type="spellStart"/>
-      <w:r>
-        <w:rPr>
-          <w:lang w:val="es-MX"/>
-        </w:rPr>
-        <w:t>eax</w:t>
-      </w:r>
-      <w:proofErr w:type="spellEnd"/>
-      <w:r>
-        <w:rPr>
-          <w:lang w:val="es-MX"/>
-        </w:rPr>
-        <w:t xml:space="preserve">, </w:t>
-      </w:r>
-      <w:proofErr w:type="spellStart"/>
-      <w:r>
-        <w:rPr>
-          <w:lang w:val="es-MX"/>
-        </w:rPr>
-        <w:t>ebx</w:t>
-      </w:r>
-      <w:proofErr w:type="spellEnd"/>
-      <w:r>
-        <w:rPr>
-          <w:lang w:val="es-MX"/>
-        </w:rPr>
-        <w:t xml:space="preserve">, </w:t>
-      </w:r>
-      <w:proofErr w:type="spellStart"/>
-      <w:r>
-        <w:rPr>
-          <w:lang w:val="es-MX"/>
-        </w:rPr>
-        <w:t>ecx</w:t>
-      </w:r>
-      <w:proofErr w:type="spellEnd"/>
-      <w:r>
-        <w:rPr>
-          <w:lang w:val="es-MX"/>
-        </w:rPr>
-        <w:t xml:space="preserve">, </w:t>
-      </w:r>
-      <w:proofErr w:type="spellStart"/>
-      <w:r>
-        <w:rPr>
-          <w:lang w:val="es-MX"/>
-        </w:rPr>
-        <w:t>edx</w:t>
-      </w:r>
-      <w:proofErr w:type="spellEnd"/>
-      <w:r>
-        <w:rPr>
-          <w:lang w:val="es-MX"/>
-        </w:rPr>
-        <w:t xml:space="preserve">, </w:t>
-      </w:r>
-      <w:proofErr w:type="spellStart"/>
-      <w:r>
-        <w:rPr>
-          <w:lang w:val="es-MX"/>
-        </w:rPr>
-        <w:t>esi</w:t>
-      </w:r>
-      <w:proofErr w:type="spellEnd"/>
-      <w:r>
-        <w:rPr>
-          <w:lang w:val="es-MX"/>
-        </w:rPr>
-        <w:t xml:space="preserve">, </w:t>
-      </w:r>
-      <w:proofErr w:type="spellStart"/>
-      <w:r>
-        <w:rPr>
-          <w:lang w:val="es-MX"/>
-        </w:rPr>
-        <w:t>edi</w:t>
-      </w:r>
-      <w:proofErr w:type="spellEnd"/>
-      <w:r>
-        <w:rPr>
-          <w:lang w:val="es-MX"/>
-        </w:rPr>
-        <w:t>) para no interferir con datos necesarios en otras partes del programa</w:t>
-      </w:r>
-      <w:r>
-        <w:rPr>
-          <w:lang w:val="es-MX"/>
-        </w:rPr>
-        <w:t xml:space="preserve"> como al momento de </w:t>
-      </w:r>
-      <w:r>
-        <w:rPr>
-          <w:lang w:val="es-MX"/>
-        </w:rPr>
-        <w:t>utilizar subregistros como al, ah, etc</w:t>
-      </w:r>
-      <w:r>
-        <w:rPr>
-          <w:lang w:val="es-MX"/>
-        </w:rPr>
-        <w:t>.</w:t>
-      </w:r>
-    </w:p>
-    <w:p>
-      <w:pPr>
-        <w:rPr>
-          <w:lang w:val="es-MX"/>
-        </w:rPr>
-      </w:pPr>
-    </w:p>
-    <w:p>
-      <w:pPr>
-        <w:rPr>
-          <w:lang w:val="es-MX"/>
-        </w:rPr>
-      </w:pPr>
-      <w:r>
-        <w:rPr>
-          <w:lang w:val="es-MX"/>
-        </w:rPr>
-        <w:t xml:space="preserve">La subrutina </w:t>
-      </w:r>
-      <w:proofErr w:type="spellStart"/>
-      <w:r>
-        <w:rPr>
-          <w:lang w:val="es-MX"/>
-        </w:rPr>
-        <w:t>inputStr</w:t>
-      </w:r>
-      <w:proofErr w:type="spellEnd"/>
-      <w:r>
-        <w:rPr>
-          <w:lang w:val="es-MX"/>
-        </w:rPr>
-        <w:t xml:space="preserve"> demostró cómo capturar caracteres hasta un símbolo especial (+) y almacenarlos en memoria, añadiendo al final un terminador nulo para compatibilidad con futuras impresiones. Por su parte, </w:t>
-      </w:r>
-      <w:proofErr w:type="spellStart"/>
-      <w:r>
-        <w:rPr>
-          <w:lang w:val="es-MX"/>
-        </w:rPr>
-        <w:t>outputStr</w:t>
-      </w:r>
-      <w:proofErr w:type="spellEnd"/>
-      <w:r>
-        <w:rPr>
-          <w:lang w:val="es-MX"/>
-        </w:rPr>
-        <w:t xml:space="preserve"> mostró cómo recorrer e imprimir una cadena carácter por carácter hasta encontrar el delimitador o alcanzar la longitud indicada.</w:t>
-      </w:r>
-    </w:p>
-    <w:p>
-      <w:pPr>
-        <w:rPr>
-          <w:lang w:val="es-MX"/>
-        </w:rPr>
-      </w:pPr>
-    </w:p>
-    <w:p>
-      <w:pPr>
-        <w:rPr>
-          <w:lang w:val="es-MX"/>
-        </w:rPr>
-      </w:pPr>
-      <w:r>
-        <w:rPr>
-          <w:lang w:val="es-MX"/>
-        </w:rPr>
-        <w:t xml:space="preserve">Finalmente, </w:t>
-      </w:r>
-      <w:proofErr w:type="spellStart"/>
-      <w:r>
-        <w:rPr>
-          <w:lang w:val="es-MX"/>
-        </w:rPr>
-        <w:t>palindromo</w:t>
-      </w:r>
-      <w:proofErr w:type="spellEnd"/>
-      <w:r>
-        <w:rPr>
-          <w:lang w:val="es-MX"/>
-        </w:rPr>
-        <w:t xml:space="preserve"> evidenció la utilidad de los índices izquierdo (</w:t>
-      </w:r>
-      <w:proofErr w:type="spellStart"/>
-      <w:r>
-        <w:rPr>
-          <w:lang w:val="es-MX"/>
-        </w:rPr>
-        <w:t>esi</w:t>
-      </w:r>
-      <w:proofErr w:type="spellEnd"/>
-      <w:r>
-        <w:rPr>
-          <w:lang w:val="es-MX"/>
-        </w:rPr>
-        <w:t>) y derecho (</w:t>
-      </w:r>
-      <w:proofErr w:type="spellStart"/>
-      <w:r>
-        <w:rPr>
-          <w:lang w:val="es-MX"/>
-        </w:rPr>
-        <w:t>edi</w:t>
-      </w:r>
-      <w:proofErr w:type="spellEnd"/>
-      <w:r>
-        <w:rPr>
-          <w:lang w:val="es-MX"/>
-        </w:rPr>
-        <w:t xml:space="preserve">) para comparar desde los extremos y determinar si una cadena es o no un palíndromo, imprimiendo el mensaje correspondiente mediante nuestra propia rutina de visualización, cumpliendo así con el objetivo de no depender de funciones externas como </w:t>
-      </w:r>
-      <w:proofErr w:type="spellStart"/>
-      <w:r>
-        <w:rPr>
-          <w:lang w:val="es-MX"/>
-        </w:rPr>
-        <w:t>puts</w:t>
-      </w:r>
-      <w:proofErr w:type="spellEnd"/>
-      <w:r>
-        <w:rPr>
-          <w:lang w:val="es-MX"/>
-        </w:rPr>
-        <w:t>.</w:t>
-      </w:r>
-    </w:p>
-    <w:p>
-      <w:pPr>
-        <w:rPr>
-          <w:lang w:val="es-MX"/>
-        </w:rPr>
-      </w:pPr>
-    </w:p>
-    <w:p>
-      <w:pPr>
-        <w:rPr>
-          <w:lang w:val="es-MX"/>
-        </w:rPr>
-      </w:pPr>
-      <w:r>
-        <w:rPr>
-          <w:lang w:val="es-MX"/>
-        </w:rPr>
-        <w:t>Con esta práctica se afianzaron conceptos fundamentales de ensamblador: manejo de memoria, modos de direccionamiento, control de flujo con saltos condicionales y comunicación entre subrutinas a través de registros.</w:t>
+        <w:t>/pop los registros necesarios en las subrutinas críticas.</w:t>
+      </w:r>
+    </w:p>
+    <w:p>
+      <w:pPr>
+        <w:rPr>
+          <w:lang w:val="es-MX"/>
+        </w:rPr>
+      </w:pPr>
+    </w:p>
+    <w:p>
+      <w:pPr>
+        <w:rPr>
+          <w:lang w:val="es-MX"/>
+        </w:rPr>
+      </w:pPr>
+      <w:r>
+        <w:rPr>
+          <w:lang w:val="es-MX"/>
+        </w:rPr>
+        <w:t>A pesar de estas dificultades, se logró un programa funcional que cumple con todos los requisitos de la práctica, consolidando así los conocimientos de programación en ensamblador y manejo de</w:t>
       </w:r>
     </w:p>
     <w:p>
@@ -1948,689 +2765,76 @@
           <w:szCs w:val="52"/>
         </w:rPr>
       </w:pPr>
-      <w:bookmarkStart w:id="4" w:name="_Toc223842189"/>
+      <w:bookmarkStart w:id="13" w:name="_Toc223842190"/>
+      <w:bookmarkStart w:id="14" w:name="_Toc223842188"/>
       <w:r>
         <w:rPr>
           <w:rFonts w:ascii="Proxima Nova" w:eastAsia="Proxima Nova" w:hAnsi="Proxima Nova" w:cs="Proxima Nova"/>
           <w:sz w:val="52"/>
           <w:szCs w:val="52"/>
         </w:rPr>
-        <w:t>Dificultades</w:t>
-      </w:r>
-      <w:bookmarkEnd w:id="4"/>
-    </w:p>
-    <w:p>
-      <w:pPr>
-        <w:rPr>
-          <w:lang w:val="es-MX"/>
-        </w:rPr>
-      </w:pPr>
-      <w:r>
-        <w:rPr>
-          <w:lang w:val="es-MX"/>
-        </w:rPr>
-        <w:t>Manejo de índices y comparaciones</w:t>
-      </w:r>
-    </w:p>
-    <w:p>
-      <w:pPr>
-        <w:rPr>
-          <w:lang w:val="es-MX"/>
-        </w:rPr>
-      </w:pPr>
-    </w:p>
-    <w:p>
-      <w:pPr>
-        <w:rPr>
-          <w:lang w:val="es-MX"/>
-        </w:rPr>
-      </w:pPr>
-      <w:r>
-        <w:rPr>
-          <w:lang w:val="es-MX"/>
-        </w:rPr>
-        <w:t xml:space="preserve">Al principio resultó complejo </w:t>
-      </w:r>
-      <w:r>
-        <w:rPr>
-          <w:lang w:val="es-MX"/>
-        </w:rPr>
-        <w:t xml:space="preserve">utilizar los registros </w:t>
+        <w:t>Conclusiones</w:t>
+      </w:r>
+      <w:bookmarkEnd w:id="14"/>
+    </w:p>
+    <w:p>
+      <w:r>
+        <w:t>Dominio de Direccionamiento: Se logró cumplir el objetivo de seleccionar y aplicar el modo de direccionamiento adecuado. El uso de direccionamiento por registro indirecto resultó ser la forma más eficiente para recorrer y manipular arreglos de caracteres (cadenas).</w:t>
+      </w:r>
+    </w:p>
+    <w:p/>
+    <w:p>
+      <w:r>
+        <w:t>Modularidad mediante Subrutinas: La implementación de subrutinas (</w:t>
       </w:r>
       <w:proofErr w:type="spellStart"/>
       <w:r>
-        <w:rPr>
-          <w:lang w:val="es-MX"/>
-        </w:rPr>
-        <w:t>edi</w:t>
+        <w:t>buscarLetra</w:t>
       </w:r>
       <w:proofErr w:type="spellEnd"/>
       <w:r>
-        <w:rPr>
-          <w:lang w:val="es-MX"/>
-        </w:rPr>
-        <w:t xml:space="preserve"> y </w:t>
+        <w:t xml:space="preserve">, invertir, </w:t>
       </w:r>
       <w:proofErr w:type="spellStart"/>
       <w:r>
-        <w:rPr>
-          <w:lang w:val="es-MX"/>
-        </w:rPr>
-        <w:t>esi</w:t>
+        <w:t>upperCase</w:t>
       </w:r>
       <w:proofErr w:type="spellEnd"/>
       <w:r>
-        <w:rPr>
-          <w:lang w:val="es-MX"/>
-        </w:rPr>
-        <w:t xml:space="preserve"> porque nunca se </w:t>
-      </w:r>
-      <w:r>
-        <w:rPr>
-          <w:lang w:val="es-MX"/>
-        </w:rPr>
-        <w:t>preguntó</w:t>
-      </w:r>
-      <w:r>
-        <w:rPr>
-          <w:lang w:val="es-MX"/>
-        </w:rPr>
-        <w:t xml:space="preserve"> </w:t>
-      </w:r>
-      <w:r>
-        <w:rPr>
-          <w:lang w:val="es-MX"/>
-        </w:rPr>
-        <w:t>dónde</w:t>
-      </w:r>
-      <w:r>
-        <w:rPr>
-          <w:lang w:val="es-MX"/>
-        </w:rPr>
-        <w:t xml:space="preserve"> se inicializaban y se daba por </w:t>
-      </w:r>
-      <w:r>
-        <w:rPr>
-          <w:lang w:val="es-MX"/>
-        </w:rPr>
-        <w:t>hecho</w:t>
-      </w:r>
-      <w:r>
-        <w:rPr>
-          <w:lang w:val="es-MX"/>
-        </w:rPr>
-        <w:t xml:space="preserve"> que al momento de utilizar </w:t>
+        <w:t xml:space="preserve">, </w:t>
       </w:r>
       <w:proofErr w:type="spellStart"/>
       <w:r>
-        <w:rPr>
-          <w:lang w:val="es-MX"/>
-        </w:rPr>
-        <w:t>getche</w:t>
+        <w:t>contar_vocales</w:t>
       </w:r>
       <w:proofErr w:type="spellEnd"/>
       <w:r>
-        <w:rPr>
-          <w:lang w:val="es-MX"/>
-        </w:rPr>
-        <w:t xml:space="preserve"> se iniciaba</w:t>
-      </w:r>
-      <w:r>
-        <w:rPr>
-          <w:lang w:val="es-MX"/>
-        </w:rPr>
-        <w:t xml:space="preserve"> además </w:t>
-      </w:r>
-      <w:r>
-        <w:rPr>
-          <w:lang w:val="es-MX"/>
-        </w:rPr>
-        <w:t>de coordinar</w:t>
-      </w:r>
-      <w:r>
-        <w:rPr>
-          <w:lang w:val="es-MX"/>
-        </w:rPr>
-        <w:t xml:space="preserve"> los registros </w:t>
+        <w:t>) permitió un código más limpio y escalable, facilitando la depuración individual de cada algoritmo de procesamiento.</w:t>
+      </w:r>
+    </w:p>
+    <w:p/>
+    <w:p>
+      <w:r>
+        <w:t xml:space="preserve">Gestión de Memoria: La práctica reafirmó la importancia de la sección .data </w:t>
+      </w:r>
+      <w:proofErr w:type="gramStart"/>
+      <w:r>
+        <w:t>y .</w:t>
       </w:r>
       <w:proofErr w:type="spellStart"/>
       <w:r>
-        <w:rPr>
-          <w:lang w:val="es-MX"/>
-        </w:rPr>
-        <w:t>esi</w:t>
+        <w:t>bss</w:t>
       </w:r>
       <w:proofErr w:type="spellEnd"/>
-      <w:r>
-        <w:rPr>
-          <w:lang w:val="es-MX"/>
-        </w:rPr>
-        <w:t xml:space="preserve"> y </w:t>
-      </w:r>
-      <w:proofErr w:type="spellStart"/>
-      <w:r>
-        <w:rPr>
-          <w:lang w:val="es-MX"/>
-        </w:rPr>
-        <w:t>edi</w:t>
-      </w:r>
-      <w:proofErr w:type="spellEnd"/>
-      <w:r>
-        <w:rPr>
-          <w:lang w:val="es-MX"/>
-        </w:rPr>
-        <w:t xml:space="preserve"> para recorrer la cadena desde ambos extremos sin perderse, especialmente al momento de detener el ciclo cuando los índices se cruzaban.</w:t>
-      </w:r>
-    </w:p>
-    <w:p>
-      <w:pPr>
-        <w:rPr>
-          <w:lang w:val="es-MX"/>
-        </w:rPr>
-      </w:pPr>
-    </w:p>
-    <w:p>
-      <w:pPr>
-        <w:rPr>
-          <w:lang w:val="es-MX"/>
-        </w:rPr>
-      </w:pPr>
-      <w:r>
-        <w:rPr>
-          <w:lang w:val="es-MX"/>
-        </w:rPr>
-        <w:t xml:space="preserve">Se solucionó utilizando </w:t>
-      </w:r>
-      <w:proofErr w:type="spellStart"/>
-      <w:r>
-        <w:rPr>
-          <w:lang w:val="es-MX"/>
-        </w:rPr>
-        <w:t>cmp</w:t>
-      </w:r>
-      <w:proofErr w:type="spellEnd"/>
-      <w:r>
-        <w:rPr>
-          <w:lang w:val="es-MX"/>
-        </w:rPr>
-        <w:t xml:space="preserve"> </w:t>
-      </w:r>
-      <w:proofErr w:type="spellStart"/>
-      <w:r>
-        <w:rPr>
-          <w:lang w:val="es-MX"/>
-        </w:rPr>
-        <w:t>esi</w:t>
-      </w:r>
-      <w:proofErr w:type="spellEnd"/>
-      <w:r>
-        <w:rPr>
-          <w:lang w:val="es-MX"/>
-        </w:rPr>
-        <w:t xml:space="preserve">, </w:t>
-      </w:r>
-      <w:proofErr w:type="spellStart"/>
-      <w:r>
-        <w:rPr>
-          <w:lang w:val="es-MX"/>
-        </w:rPr>
-        <w:t>edi</w:t>
-      </w:r>
-      <w:proofErr w:type="spellEnd"/>
-      <w:r>
-        <w:rPr>
-          <w:lang w:val="es-MX"/>
-        </w:rPr>
-        <w:t xml:space="preserve"> y saltos condicionales (je, </w:t>
-      </w:r>
-      <w:proofErr w:type="spellStart"/>
-      <w:r>
-        <w:rPr>
-          <w:lang w:val="es-MX"/>
-        </w:rPr>
-        <w:t>jne</w:t>
-      </w:r>
-      <w:proofErr w:type="spellEnd"/>
-      <w:r>
-        <w:rPr>
-          <w:lang w:val="es-MX"/>
-        </w:rPr>
-        <w:t>) para decidir cuándo terminar.</w:t>
-      </w:r>
-    </w:p>
-    <w:p>
-      <w:pPr>
-        <w:rPr>
-          <w:lang w:val="es-MX"/>
-        </w:rPr>
-      </w:pPr>
-    </w:p>
-    <w:p>
-      <w:pPr>
-        <w:rPr>
-          <w:lang w:val="es-MX"/>
-        </w:rPr>
-      </w:pPr>
-      <w:r>
-        <w:rPr>
-          <w:lang w:val="es-MX"/>
-        </w:rPr>
-        <w:t>Uso del delimitador personalizado</w:t>
-      </w:r>
-    </w:p>
-    <w:p>
-      <w:pPr>
-        <w:rPr>
-          <w:lang w:val="es-MX"/>
-        </w:rPr>
-      </w:pPr>
-    </w:p>
-    <w:p>
-      <w:pPr>
-        <w:rPr>
-          <w:lang w:val="es-MX"/>
-        </w:rPr>
-      </w:pPr>
-      <w:r>
-        <w:rPr>
-          <w:lang w:val="es-MX"/>
-        </w:rPr>
-        <w:t xml:space="preserve">La decisión de usar el carácter '+' como fin de captura, en lugar del tradicional Enter, obligó a modificar tanto </w:t>
-      </w:r>
-      <w:proofErr w:type="spellStart"/>
-      <w:r>
-        <w:rPr>
-          <w:lang w:val="es-MX"/>
-        </w:rPr>
-        <w:t>inputStr</w:t>
-      </w:r>
-      <w:proofErr w:type="spellEnd"/>
-      <w:r>
-        <w:rPr>
-          <w:lang w:val="es-MX"/>
-        </w:rPr>
-        <w:t xml:space="preserve"> como </w:t>
-      </w:r>
-      <w:proofErr w:type="spellStart"/>
-      <w:r>
-        <w:rPr>
-          <w:lang w:val="es-MX"/>
-        </w:rPr>
-        <w:t>outputStr</w:t>
-      </w:r>
-      <w:proofErr w:type="spellEnd"/>
-      <w:r>
-        <w:rPr>
-          <w:lang w:val="es-MX"/>
-        </w:rPr>
-        <w:t xml:space="preserve"> para que ambas reconocieran el mismo símbolo.</w:t>
-      </w:r>
-    </w:p>
-    <w:p>
-      <w:pPr>
-        <w:rPr>
-          <w:lang w:val="es-MX"/>
-        </w:rPr>
-      </w:pPr>
-    </w:p>
-    <w:p>
-      <w:pPr>
-        <w:rPr>
-          <w:lang w:val="es-MX"/>
-        </w:rPr>
-      </w:pPr>
-      <w:r>
-        <w:rPr>
-          <w:lang w:val="es-MX"/>
-        </w:rPr>
-        <w:t xml:space="preserve">Fue necesario asegurar que el terminador nulo (0) se agregara después del último carácter capturado, para poder utilizar </w:t>
-      </w:r>
-      <w:proofErr w:type="spellStart"/>
-      <w:r>
-        <w:rPr>
-          <w:lang w:val="es-MX"/>
-        </w:rPr>
-        <w:t>puts</w:t>
-      </w:r>
-      <w:proofErr w:type="spellEnd"/>
-      <w:r>
-        <w:rPr>
-          <w:lang w:val="es-MX"/>
-        </w:rPr>
-        <w:t xml:space="preserve"> de la librería</w:t>
-      </w:r>
-      <w:r>
-        <w:rPr>
-          <w:lang w:val="es-MX"/>
-        </w:rPr>
-        <w:t xml:space="preserve"> sin problemas.</w:t>
-      </w:r>
-    </w:p>
-    <w:p>
-      <w:pPr>
-        <w:rPr>
-          <w:lang w:val="es-MX"/>
-        </w:rPr>
-      </w:pPr>
-    </w:p>
-    <w:p>
-      <w:pPr>
-        <w:rPr>
-          <w:lang w:val="es-MX"/>
-        </w:rPr>
-      </w:pPr>
-      <w:r>
-        <w:rPr>
-          <w:lang w:val="es-MX"/>
-        </w:rPr>
-        <w:lastRenderedPageBreak/>
-        <w:t>Coordinación entre subrutinas</w:t>
-      </w:r>
-    </w:p>
-    <w:p>
-      <w:pPr>
-        <w:rPr>
-          <w:lang w:val="es-MX"/>
-        </w:rPr>
-      </w:pPr>
-    </w:p>
-    <w:p>
-      <w:pPr>
-        <w:rPr>
-          <w:lang w:val="es-MX"/>
-        </w:rPr>
-      </w:pPr>
-      <w:r>
-        <w:rPr>
-          <w:lang w:val="es-MX"/>
-        </w:rPr>
-        <w:t xml:space="preserve">Al principio, </w:t>
-      </w:r>
-      <w:proofErr w:type="spellStart"/>
-      <w:r>
-        <w:rPr>
-          <w:lang w:val="es-MX"/>
-        </w:rPr>
-        <w:t>inputStr</w:t>
-      </w:r>
-      <w:proofErr w:type="spellEnd"/>
-      <w:r>
-        <w:rPr>
-          <w:lang w:val="es-MX"/>
-        </w:rPr>
-        <w:t xml:space="preserve"> no retornaba la longitud de la cadena, lo que dificultaba su uso en </w:t>
-      </w:r>
-      <w:proofErr w:type="spellStart"/>
-      <w:r>
-        <w:rPr>
-          <w:lang w:val="es-MX"/>
-        </w:rPr>
-        <w:t>palindromo</w:t>
-      </w:r>
-      <w:proofErr w:type="spellEnd"/>
-      <w:r>
-        <w:rPr>
-          <w:lang w:val="es-MX"/>
-        </w:rPr>
-        <w:t xml:space="preserve">. Se corrigió almacenando la longitud en </w:t>
-      </w:r>
-      <w:proofErr w:type="spellStart"/>
-      <w:r>
-        <w:rPr>
-          <w:lang w:val="es-MX"/>
-        </w:rPr>
-        <w:t>edi</w:t>
-      </w:r>
-      <w:proofErr w:type="spellEnd"/>
-      <w:r>
-        <w:rPr>
-          <w:lang w:val="es-MX"/>
-        </w:rPr>
-        <w:t xml:space="preserve"> y manteniendo ese valor para la siguiente rutina.</w:t>
-      </w:r>
-    </w:p>
-    <w:p>
-      <w:pPr>
-        <w:rPr>
-          <w:lang w:val="es-MX"/>
-        </w:rPr>
-      </w:pPr>
-    </w:p>
-    <w:p>
-      <w:pPr>
-        <w:rPr>
-          <w:lang w:val="es-MX"/>
-        </w:rPr>
-      </w:pPr>
-      <w:r>
-        <w:rPr>
-          <w:lang w:val="es-MX"/>
-        </w:rPr>
-        <w:t>También hubo que tener cuidado de no modificar registros que contenían valores importantes (como la dirección de la cadena) sin antes preservarlos.</w:t>
-      </w:r>
-    </w:p>
-    <w:p>
-      <w:pPr>
-        <w:rPr>
-          <w:lang w:val="es-MX"/>
-        </w:rPr>
-      </w:pPr>
-    </w:p>
-    <w:p>
-      <w:pPr>
-        <w:rPr>
-          <w:lang w:val="es-MX"/>
-        </w:rPr>
-      </w:pPr>
-      <w:r>
-        <w:rPr>
-          <w:lang w:val="es-MX"/>
-        </w:rPr>
-        <w:t>Control de saltos y bucles</w:t>
-      </w:r>
-    </w:p>
-    <w:p>
-      <w:pPr>
-        <w:rPr>
-          <w:lang w:val="es-MX"/>
-        </w:rPr>
-      </w:pPr>
-    </w:p>
-    <w:p>
-      <w:pPr>
-        <w:rPr>
-          <w:lang w:val="es-MX"/>
-        </w:rPr>
-      </w:pPr>
-      <w:r>
-        <w:rPr>
-          <w:lang w:val="es-MX"/>
-        </w:rPr>
-        <w:t>En ocasiones los bucles no terminaban correctamente debido a comparaciones mal planteadas o a la omisión de incrementos/decrementos.</w:t>
-      </w:r>
-    </w:p>
-    <w:p>
-      <w:pPr>
-        <w:rPr>
-          <w:lang w:val="es-MX"/>
-        </w:rPr>
-      </w:pPr>
-    </w:p>
-    <w:p>
-      <w:pPr>
-        <w:rPr>
-          <w:lang w:val="es-MX"/>
-        </w:rPr>
-      </w:pPr>
-      <w:r>
-        <w:rPr>
-          <w:lang w:val="es-MX"/>
-        </w:rPr>
-        <w:t>Se depuró cada ciclo verificando manualmente los valores de los registros con pequeños mensajes de prueba (aunque no se incluyen en el código final).</w:t>
-      </w:r>
-    </w:p>
-    <w:p>
-      <w:pPr>
-        <w:rPr>
-          <w:lang w:val="es-MX"/>
-        </w:rPr>
-      </w:pPr>
-    </w:p>
-    <w:p>
-      <w:pPr>
-        <w:rPr>
-          <w:lang w:val="es-MX"/>
-        </w:rPr>
-      </w:pPr>
-      <w:r>
-        <w:rPr>
-          <w:lang w:val="es-MX"/>
-        </w:rPr>
-        <w:t>Compatibilidad con la librería pc_io.inc</w:t>
-      </w:r>
-    </w:p>
-    <w:p>
-      <w:pPr>
-        <w:rPr>
-          <w:lang w:val="es-MX"/>
-        </w:rPr>
-      </w:pPr>
-    </w:p>
-    <w:p>
-      <w:pPr>
-        <w:rPr>
-          <w:lang w:val="es-MX"/>
-        </w:rPr>
-      </w:pPr>
-      <w:r>
-        <w:rPr>
-          <w:lang w:val="es-MX"/>
-        </w:rPr>
-        <w:t xml:space="preserve">Aunque se usaron las funciones </w:t>
-      </w:r>
-      <w:proofErr w:type="spellStart"/>
-      <w:r>
-        <w:rPr>
-          <w:lang w:val="es-MX"/>
-        </w:rPr>
-        <w:t>getche</w:t>
-      </w:r>
-      <w:proofErr w:type="spellEnd"/>
-      <w:r>
-        <w:rPr>
-          <w:lang w:val="es-MX"/>
-        </w:rPr>
-        <w:t xml:space="preserve">, </w:t>
-      </w:r>
-      <w:proofErr w:type="spellStart"/>
-      <w:r>
-        <w:rPr>
-          <w:lang w:val="es-MX"/>
-        </w:rPr>
-        <w:t>putchar</w:t>
-      </w:r>
-      <w:proofErr w:type="spellEnd"/>
-      <w:r>
-        <w:rPr>
-          <w:lang w:val="es-MX"/>
-        </w:rPr>
-        <w:t xml:space="preserve"> y </w:t>
-      </w:r>
-      <w:proofErr w:type="spellStart"/>
-      <w:r>
-        <w:rPr>
-          <w:lang w:val="es-MX"/>
-        </w:rPr>
-        <w:t>puts</w:t>
-      </w:r>
-      <w:proofErr w:type="spellEnd"/>
-      <w:r>
-        <w:rPr>
-          <w:lang w:val="es-MX"/>
-        </w:rPr>
-        <w:t xml:space="preserve"> de la librería, hubo que entender cómo afectaban los registros (por ejemplo, </w:t>
-      </w:r>
-      <w:proofErr w:type="spellStart"/>
-      <w:r>
-        <w:rPr>
-          <w:lang w:val="es-MX"/>
-        </w:rPr>
-        <w:t>puts</w:t>
-      </w:r>
-      <w:proofErr w:type="spellEnd"/>
-      <w:r>
-        <w:rPr>
-          <w:lang w:val="es-MX"/>
-        </w:rPr>
-        <w:t xml:space="preserve"> modifica </w:t>
-      </w:r>
-      <w:proofErr w:type="spellStart"/>
-      <w:r>
-        <w:rPr>
-          <w:lang w:val="es-MX"/>
-        </w:rPr>
-        <w:t>edx</w:t>
-      </w:r>
-      <w:proofErr w:type="spellEnd"/>
-      <w:r>
-        <w:rPr>
-          <w:lang w:val="es-MX"/>
-        </w:rPr>
-        <w:t>) para no perder datos importantes.</w:t>
-      </w:r>
-    </w:p>
-    <w:p>
-      <w:pPr>
-        <w:rPr>
-          <w:lang w:val="es-MX"/>
-        </w:rPr>
-      </w:pPr>
-    </w:p>
-    <w:p>
-      <w:pPr>
-        <w:rPr>
-          <w:lang w:val="es-MX"/>
-        </w:rPr>
-      </w:pPr>
-      <w:r>
-        <w:rPr>
-          <w:lang w:val="es-MX"/>
-        </w:rPr>
-        <w:t xml:space="preserve">Se optó por guardar en </w:t>
-      </w:r>
-      <w:proofErr w:type="spellStart"/>
-      <w:r>
-        <w:rPr>
-          <w:lang w:val="es-MX"/>
-        </w:rPr>
-        <w:t>push</w:t>
-      </w:r>
-      <w:proofErr w:type="spellEnd"/>
-      <w:r>
-        <w:rPr>
-          <w:lang w:val="es-MX"/>
-        </w:rPr>
-        <w:t>/pop los registros necesarios en las subrutinas críticas.</w:t>
-      </w:r>
-    </w:p>
-    <w:p>
-      <w:pPr>
-        <w:rPr>
-          <w:lang w:val="es-MX"/>
-        </w:rPr>
-      </w:pPr>
-    </w:p>
-    <w:p>
-      <w:pPr>
-        <w:rPr>
-          <w:lang w:val="es-MX"/>
-        </w:rPr>
-      </w:pPr>
-      <w:r>
-        <w:rPr>
-          <w:lang w:val="es-MX"/>
-        </w:rPr>
-        <w:t>A pesar de estas dificultades, se logró un programa funcional que cumple con todos los requisitos de la práctica, consolidando así los conocimientos de programación en ensamblador y manejo de</w:t>
+      <w:proofErr w:type="gramEnd"/>
+      <w:r>
+        <w:t xml:space="preserve"> en la arquitectura x86. Entender cómo se reservan los bytes y cómo se cargan sus direcciones en registros como EDX o EDI es fundamental para el manejo de aplicaciones basadas en microprocesadores.</w:t>
+      </w:r>
+    </w:p>
+    <w:p/>
+    <w:p>
+      <w:r>
+        <w:t>Optimización de Instrucciones: Al limitarse a un conjunto de instrucciones específico (instrucciones de movimiento, comparación y saltos), se comprendió la lógica fundamental que siguen los lenguajes de alto nivel para realizar tareas complejas de manipulación de texto.</w:t>
       </w:r>
     </w:p>
     <w:p>
@@ -2642,7 +2846,6 @@
           <w:szCs w:val="52"/>
         </w:rPr>
       </w:pPr>
-      <w:bookmarkStart w:id="5" w:name="_Toc223842190"/>
       <w:r>
         <w:rPr>
           <w:rFonts w:ascii="Proxima Nova" w:eastAsia="Proxima Nova" w:hAnsi="Proxima Nova" w:cs="Proxima Nova"/>
@@ -2651,7 +2854,7 @@
         </w:rPr>
         <w:t>Bibliografía</w:t>
       </w:r>
-      <w:bookmarkEnd w:id="5"/>
+      <w:bookmarkEnd w:id="13"/>
     </w:p>
     <w:p>
       <w:pPr>
@@ -2670,7 +2873,7 @@
         </w:rPr>
         <w:t xml:space="preserve">D. A. Alpern, “El microprocesador 80386.” </w:t>
       </w:r>
-      <w:hyperlink r:id="rId15" w:history="1">
+      <w:hyperlink r:id="rId34" w:history="1">
         <w:r>
           <w:rPr>
             <w:rStyle w:val="Hipervnculo"/>
@@ -2697,7 +2900,7 @@
         </w:rPr>
         <w:t xml:space="preserve">“Guide to x86 Assembly.” </w:t>
       </w:r>
-      <w:hyperlink r:id="rId16" w:history="1">
+      <w:hyperlink r:id="rId35" w:history="1">
         <w:r>
           <w:rPr>
             <w:rStyle w:val="Hipervnculo"/>
@@ -5914,6 +6117,7 @@
   <w:style w:type="character" w:default="1" w:styleId="Fuentedeprrafopredeter">
     <w:name w:val="Default Paragraph Font"/>
     <w:uiPriority w:val="1"/>
+    <w:semiHidden/>
     <w:unhideWhenUsed/>
   </w:style>
   <w:style w:type="table" w:default="1" w:styleId="Tablanormal">
